--- a/Assets/_Game/Introduce/极其详细教程.docx
+++ b/Assets/_Game/Introduce/极其详细教程.docx
@@ -42,6 +42,11 @@
       </w:r>
     </w:p>
     <w:p>
+      <w:pPr>
+        <w:rPr>
+          <w:rFonts w:hint="eastAsia"/>
+        </w:rPr>
+      </w:pPr>
       <w:r>
         <w:rPr>
           <w:rFonts w:hint="eastAsia"/>
@@ -59,7 +64,31 @@
         <w:rPr>
           <w:rFonts w:hint="eastAsia"/>
         </w:rPr>
-        <w:t>往往出现在特性触发和伤害时，将所有在同一时机触发的特性视为“同时“，将其视为”树“的0级，因0级特性导致的所有连锁特性并为1级，仅由1级特性导致的再次连锁特性并为2级，依次类推，只有完全处理上一级才会进行下一级处理，</w:t>
+        <w:t>往往出现在特性触发和伤害时，将所有在同一时机触发的特性视为“同时“，将其视为”树“的0级，因0级特性导致的所有连锁特性并为1级，仅由1级特性导致的再次连锁特性并为2级，依次类推，只有完全处理</w:t>
+      </w:r>
+      <w:r>
+        <w:rPr>
+          <w:rFonts w:hint="eastAsia"/>
+        </w:rPr>
+        <w:t>父</w:t>
+      </w:r>
+      <w:r>
+        <w:rPr>
+          <w:rFonts w:hint="eastAsia"/>
+        </w:rPr>
+        <w:t>级</w:t>
+      </w:r>
+      <w:r>
+        <w:rPr>
+          <w:rFonts w:hint="eastAsia"/>
+        </w:rPr>
+        <w:t>才会开始进行子级</w:t>
+      </w:r>
+      <w:r>
+        <w:rPr>
+          <w:rFonts w:hint="eastAsia"/>
+        </w:rPr>
+        <w:t>处理，</w:t>
       </w:r>
       <w:r>
         <w:rPr>
@@ -78,6 +107,27 @@
       </w:r>
     </w:p>
     <w:p>
+      <w:r>
+        <w:rPr>
+          <w:rFonts w:hint="eastAsia"/>
+        </w:rPr>
+        <w:t>注意特殊情况，如果是在攻击回合中令01329，01521这种涉及打出法术的，在整个法术生效阶段同样停止阶段推进。</w:t>
+      </w:r>
+    </w:p>
+    <w:p>
+      <w:pPr>
+        <w:rPr>
+          <w:rFonts w:hint="eastAsia"/>
+        </w:rPr>
+      </w:pPr>
+      <w:r>
+        <w:rPr>
+          <w:rFonts w:hint="eastAsia"/>
+        </w:rPr>
+        <w:t>对于法术同时打出的情况，则是完全处理完一个法术后处理另一个，顺序按照id从小到大</w:t>
+      </w:r>
+    </w:p>
+    <w:p>
       <w:pPr>
         <w:rPr>
           <w:rFonts w:hint="eastAsia"/>
@@ -290,6 +340,7 @@
         <w:rPr>
           <w:rFonts w:hint="eastAsia"/>
         </w:rPr>
+        <w:lastRenderedPageBreak/>
         <w:t>*   **战场**：召唤物存在和交互的区域。</w:t>
       </w:r>
     </w:p>
@@ -329,14 +380,7 @@
         <w:rPr>
           <w:rFonts w:hint="eastAsia"/>
         </w:rPr>
-        <w:t xml:space="preserve">    *   **神选者牌堆**：独立牌堆，游戏开始时每名玩家从中抽取1张。整局游戏</w:t>
-      </w:r>
-      <w:r>
-        <w:rPr>
-          <w:rFonts w:hint="eastAsia"/>
-        </w:rPr>
-        <w:lastRenderedPageBreak/>
-        <w:t>中，每位玩家最多还可通过效果从牌库中抽取共计5张神选者。</w:t>
+        <w:t xml:space="preserve">    *   **神选者牌堆**：独立牌堆，游戏开始时每名玩家从中抽取1张。整局游戏中，每位玩家最多还可通过效果从牌库中抽取共计5张神选者。</w:t>
       </w:r>
     </w:p>
     <w:p>
@@ -943,6 +987,7 @@
         <w:rPr>
           <w:rFonts w:hint="eastAsia"/>
         </w:rPr>
+        <w:lastRenderedPageBreak/>
         <w:t>**1.4 时间基准术语（绝对定义）**</w:t>
       </w:r>
     </w:p>
@@ -1055,346 +1100,346 @@
         <w:rPr>
           <w:rFonts w:hint="eastAsia"/>
         </w:rPr>
+        <w:t>*   **下</w:t>
+      </w:r>
+      <w:r>
+        <w:rPr>
+          <w:rFonts w:hint="eastAsia"/>
+        </w:rPr>
+        <w:t>阶段</w:t>
+      </w:r>
+      <w:r>
+        <w:rPr>
+          <w:rFonts w:hint="eastAsia"/>
+        </w:rPr>
+        <w:t>开始**：指**下一</w:t>
+      </w:r>
+      <w:r>
+        <w:rPr>
+          <w:rFonts w:hint="eastAsia"/>
+        </w:rPr>
+        <w:t>阶段</w:t>
+      </w:r>
+      <w:r>
+        <w:rPr>
+          <w:rFonts w:hint="eastAsia"/>
+        </w:rPr>
+        <w:t>开始**的时刻。</w:t>
+      </w:r>
+    </w:p>
+    <w:p>
+      <w:pPr>
+        <w:rPr>
+          <w:rFonts w:hint="eastAsia"/>
+        </w:rPr>
+      </w:pPr>
+      <w:r>
+        <w:rPr>
+          <w:rFonts w:hint="eastAsia"/>
+        </w:rPr>
+        <w:t>*   **每</w:t>
+      </w:r>
+      <w:r>
+        <w:rPr>
+          <w:rFonts w:hint="eastAsia"/>
+        </w:rPr>
+        <w:t>阶段</w:t>
+      </w:r>
+      <w:r>
+        <w:rPr>
+          <w:rFonts w:hint="eastAsia"/>
+        </w:rPr>
+        <w:t>开始**：指**每一</w:t>
+      </w:r>
+      <w:r>
+        <w:rPr>
+          <w:rFonts w:hint="eastAsia"/>
+        </w:rPr>
+        <w:t>阶段</w:t>
+      </w:r>
+      <w:r>
+        <w:rPr>
+          <w:rFonts w:hint="eastAsia"/>
+        </w:rPr>
+        <w:t>开始**的时刻。</w:t>
+      </w:r>
+    </w:p>
+    <w:p>
+      <w:pPr>
+        <w:rPr>
+          <w:rFonts w:hint="eastAsia"/>
+        </w:rPr>
+      </w:pPr>
+      <w:r>
+        <w:rPr>
+          <w:rFonts w:hint="eastAsia"/>
+        </w:rPr>
+        <w:t>*   **回合结束**：通常指</w:t>
+      </w:r>
+      <w:r>
+        <w:rPr>
+          <w:rFonts w:hint="eastAsia"/>
+        </w:rPr>
+        <w:t>某一回合</w:t>
+      </w:r>
+      <w:r>
+        <w:rPr>
+          <w:rFonts w:hint="eastAsia"/>
+        </w:rPr>
+        <w:t>的结束，如“自己回合结束”。</w:t>
+      </w:r>
+    </w:p>
+    <w:p>
+      <w:pPr>
+        <w:rPr>
+          <w:rFonts w:hint="eastAsia"/>
+        </w:rPr>
+      </w:pPr>
+    </w:p>
+    <w:p>
+      <w:pPr>
+        <w:rPr>
+          <w:rFonts w:hint="eastAsia"/>
+        </w:rPr>
+      </w:pPr>
+      <w:r>
+        <w:rPr>
+          <w:rFonts w:hint="eastAsia"/>
+        </w:rPr>
+        <w:t>#### **第二章：卡牌系统与数值体系**</w:t>
+      </w:r>
+    </w:p>
+    <w:p>
+      <w:pPr>
+        <w:rPr>
+          <w:rFonts w:hint="eastAsia"/>
+        </w:rPr>
+      </w:pPr>
+    </w:p>
+    <w:p>
+      <w:pPr>
+        <w:rPr>
+          <w:rFonts w:hint="eastAsia"/>
+        </w:rPr>
+      </w:pPr>
+      <w:r>
+        <w:rPr>
+          <w:rFonts w:hint="eastAsia"/>
+        </w:rPr>
+        <w:t>**2.1 卡牌种类**</w:t>
+      </w:r>
+    </w:p>
+    <w:p>
+      <w:pPr>
+        <w:rPr>
+          <w:rFonts w:hint="eastAsia"/>
+        </w:rPr>
+      </w:pPr>
+      <w:r>
+        <w:rPr>
+          <w:rFonts w:hint="eastAsia"/>
+        </w:rPr>
+        <w:t>*   **召唤物**：</w:t>
+      </w:r>
+    </w:p>
+    <w:p>
+      <w:pPr>
+        <w:rPr>
+          <w:rFonts w:hint="eastAsia"/>
+        </w:rPr>
+      </w:pPr>
+      <w:r>
+        <w:rPr>
+          <w:rFonts w:hint="eastAsia"/>
+        </w:rPr>
+        <w:t xml:space="preserve">    *   **英雄**：标准战斗单位，主要从公共大牌库获取。</w:t>
+      </w:r>
+    </w:p>
+    <w:p>
+      <w:pPr>
+        <w:rPr>
+          <w:rFonts w:hint="eastAsia"/>
+        </w:rPr>
+      </w:pPr>
+      <w:r>
+        <w:rPr>
+          <w:rFonts w:hint="eastAsia"/>
+        </w:rPr>
+        <w:t xml:space="preserve">    *   **神选者**：具有强大或独特效果的核心单位，从独立神选者牌堆获取，对局中极度稀缺（开局</w:t>
+      </w:r>
+      <w:r>
+        <w:rPr>
+          <w:rFonts w:hint="eastAsia"/>
+        </w:rPr>
+        <w:t>各</w:t>
+      </w:r>
+      <w:r>
+        <w:rPr>
+          <w:rFonts w:hint="eastAsia"/>
+        </w:rPr>
+        <w:t>1张+牌库最多5张</w:t>
+      </w:r>
+      <w:r>
+        <w:rPr>
+          <w:rFonts w:hint="eastAsia"/>
+        </w:rPr>
+        <w:t>牌获取</w:t>
+      </w:r>
+      <w:r>
+        <w:rPr>
+          <w:rFonts w:hint="eastAsia"/>
+        </w:rPr>
+        <w:t>）。</w:t>
+      </w:r>
+    </w:p>
+    <w:p>
+      <w:pPr>
+        <w:rPr>
+          <w:rFonts w:hint="eastAsia"/>
+        </w:rPr>
+      </w:pPr>
+      <w:r>
+        <w:rPr>
+          <w:rFonts w:hint="eastAsia"/>
+        </w:rPr>
+        <w:t xml:space="preserve">    *   **特殊**：具有极独特机制的召唤物，主要从特殊牌区获取，极少数存于大牌库。</w:t>
+      </w:r>
+    </w:p>
+    <w:p>
+      <w:pPr>
+        <w:rPr>
+          <w:rFonts w:hint="eastAsia"/>
+        </w:rPr>
+      </w:pPr>
+      <w:r>
+        <w:rPr>
+          <w:rFonts w:hint="eastAsia"/>
+        </w:rPr>
+        <w:t>*   **法术**：</w:t>
+      </w:r>
+    </w:p>
+    <w:p>
+      <w:pPr>
+        <w:rPr>
+          <w:rFonts w:hint="eastAsia"/>
+        </w:rPr>
+      </w:pPr>
+      <w:r>
+        <w:rPr>
+          <w:rFonts w:hint="eastAsia"/>
+        </w:rPr>
+        <w:t xml:space="preserve">    *   **普通法术**：支付费用，立即结算效果。</w:t>
+      </w:r>
+    </w:p>
+    <w:p>
+      <w:pPr>
+        <w:rPr>
+          <w:rFonts w:hint="eastAsia"/>
+        </w:rPr>
+      </w:pPr>
+      <w:r>
+        <w:rPr>
+          <w:rFonts w:hint="eastAsia"/>
+        </w:rPr>
+        <w:t xml:space="preserve">    *   **邪恶法术**：具有额外代价或特殊规则的法术（具体子规则待完全定义）。</w:t>
+      </w:r>
+    </w:p>
+    <w:p>
+      <w:pPr>
+        <w:rPr>
+          <w:rFonts w:hint="eastAsia"/>
+        </w:rPr>
+      </w:pPr>
+      <w:r>
+        <w:rPr>
+          <w:rFonts w:hint="eastAsia"/>
+        </w:rPr>
+        <w:t xml:space="preserve">    *   **反制法術**：独特的延迟触发法术，规则详见第七章。</w:t>
+      </w:r>
+    </w:p>
+    <w:p>
+      <w:pPr>
+        <w:rPr>
+          <w:rFonts w:hint="eastAsia"/>
+        </w:rPr>
+      </w:pPr>
+    </w:p>
+    <w:p>
+      <w:pPr>
+        <w:rPr>
+          <w:rFonts w:hint="eastAsia"/>
+        </w:rPr>
+      </w:pPr>
+      <w:r>
+        <w:rPr>
+          <w:rFonts w:hint="eastAsia"/>
+        </w:rPr>
+        <w:t>**2.2 卡牌基本属性**</w:t>
+      </w:r>
+    </w:p>
+    <w:p>
+      <w:pPr>
+        <w:rPr>
+          <w:rFonts w:hint="eastAsia"/>
+        </w:rPr>
+      </w:pPr>
+      <w:r>
+        <w:rPr>
+          <w:rFonts w:hint="eastAsia"/>
+        </w:rPr>
+        <w:t>*   **费用**：打出卡牌所需支付的能量或生命值（血歌特性）。</w:t>
+      </w:r>
+    </w:p>
+    <w:p>
+      <w:pPr>
+        <w:rPr>
+          <w:rFonts w:hint="eastAsia"/>
+        </w:rPr>
+      </w:pPr>
+      <w:r>
+        <w:rPr>
+          <w:rFonts w:hint="eastAsia"/>
+        </w:rPr>
+        <w:t>*   **攻击力**：单位进行战斗时造成的伤害值。</w:t>
+      </w:r>
+    </w:p>
+    <w:p>
+      <w:pPr>
+        <w:rPr>
+          <w:rFonts w:hint="eastAsia"/>
+        </w:rPr>
+      </w:pPr>
+      <w:r>
+        <w:rPr>
+          <w:rFonts w:hint="eastAsia"/>
+        </w:rPr>
+        <w:t>*   **生命值**：单位的存活指标，降至0或以下时退场。</w:t>
+      </w:r>
+    </w:p>
+    <w:p>
+      <w:pPr>
+        <w:rPr>
+          <w:rFonts w:hint="eastAsia"/>
+        </w:rPr>
+      </w:pPr>
+      <w:r>
+        <w:rPr>
+          <w:rFonts w:hint="eastAsia"/>
+        </w:rPr>
+        <w:t>*   **阶位**：与费用挂钩的固有属性，决定“空打”伤害和某些效果引用。</w:t>
+      </w:r>
+    </w:p>
+    <w:p>
+      <w:pPr>
+        <w:rPr>
+          <w:rFonts w:hint="eastAsia"/>
+        </w:rPr>
+      </w:pPr>
+      <w:r>
+        <w:rPr>
+          <w:rFonts w:hint="eastAsia"/>
+        </w:rPr>
         <w:lastRenderedPageBreak/>
-        <w:t>*   **下</w:t>
-      </w:r>
-      <w:r>
-        <w:rPr>
-          <w:rFonts w:hint="eastAsia"/>
-        </w:rPr>
-        <w:t>阶段</w:t>
-      </w:r>
-      <w:r>
-        <w:rPr>
-          <w:rFonts w:hint="eastAsia"/>
-        </w:rPr>
-        <w:t>开始**：指**下一</w:t>
-      </w:r>
-      <w:r>
-        <w:rPr>
-          <w:rFonts w:hint="eastAsia"/>
-        </w:rPr>
-        <w:t>阶段</w:t>
-      </w:r>
-      <w:r>
-        <w:rPr>
-          <w:rFonts w:hint="eastAsia"/>
-        </w:rPr>
-        <w:t>开始**的时刻。</w:t>
-      </w:r>
-    </w:p>
-    <w:p>
-      <w:pPr>
-        <w:rPr>
-          <w:rFonts w:hint="eastAsia"/>
-        </w:rPr>
-      </w:pPr>
-      <w:r>
-        <w:rPr>
-          <w:rFonts w:hint="eastAsia"/>
-        </w:rPr>
-        <w:t>*   **每</w:t>
-      </w:r>
-      <w:r>
-        <w:rPr>
-          <w:rFonts w:hint="eastAsia"/>
-        </w:rPr>
-        <w:t>阶段</w:t>
-      </w:r>
-      <w:r>
-        <w:rPr>
-          <w:rFonts w:hint="eastAsia"/>
-        </w:rPr>
-        <w:t>开始**：指**每一</w:t>
-      </w:r>
-      <w:r>
-        <w:rPr>
-          <w:rFonts w:hint="eastAsia"/>
-        </w:rPr>
-        <w:t>阶段</w:t>
-      </w:r>
-      <w:r>
-        <w:rPr>
-          <w:rFonts w:hint="eastAsia"/>
-        </w:rPr>
-        <w:t>开始**的时刻。</w:t>
-      </w:r>
-    </w:p>
-    <w:p>
-      <w:pPr>
-        <w:rPr>
-          <w:rFonts w:hint="eastAsia"/>
-        </w:rPr>
-      </w:pPr>
-      <w:r>
-        <w:rPr>
-          <w:rFonts w:hint="eastAsia"/>
-        </w:rPr>
-        <w:t>*   **回合结束**：通常指</w:t>
-      </w:r>
-      <w:r>
-        <w:rPr>
-          <w:rFonts w:hint="eastAsia"/>
-        </w:rPr>
-        <w:t>某一回合</w:t>
-      </w:r>
-      <w:r>
-        <w:rPr>
-          <w:rFonts w:hint="eastAsia"/>
-        </w:rPr>
-        <w:t>的结束，如“自己回合结束”。</w:t>
-      </w:r>
-    </w:p>
-    <w:p>
-      <w:pPr>
-        <w:rPr>
-          <w:rFonts w:hint="eastAsia"/>
-        </w:rPr>
-      </w:pPr>
-    </w:p>
-    <w:p>
-      <w:pPr>
-        <w:rPr>
-          <w:rFonts w:hint="eastAsia"/>
-        </w:rPr>
-      </w:pPr>
-      <w:r>
-        <w:rPr>
-          <w:rFonts w:hint="eastAsia"/>
-        </w:rPr>
-        <w:t>#### **第二章：卡牌系统与数值体系**</w:t>
-      </w:r>
-    </w:p>
-    <w:p>
-      <w:pPr>
-        <w:rPr>
-          <w:rFonts w:hint="eastAsia"/>
-        </w:rPr>
-      </w:pPr>
-    </w:p>
-    <w:p>
-      <w:pPr>
-        <w:rPr>
-          <w:rFonts w:hint="eastAsia"/>
-        </w:rPr>
-      </w:pPr>
-      <w:r>
-        <w:rPr>
-          <w:rFonts w:hint="eastAsia"/>
-        </w:rPr>
-        <w:t>**2.1 卡牌种类**</w:t>
-      </w:r>
-    </w:p>
-    <w:p>
-      <w:pPr>
-        <w:rPr>
-          <w:rFonts w:hint="eastAsia"/>
-        </w:rPr>
-      </w:pPr>
-      <w:r>
-        <w:rPr>
-          <w:rFonts w:hint="eastAsia"/>
-        </w:rPr>
-        <w:t>*   **召唤物**：</w:t>
-      </w:r>
-    </w:p>
-    <w:p>
-      <w:pPr>
-        <w:rPr>
-          <w:rFonts w:hint="eastAsia"/>
-        </w:rPr>
-      </w:pPr>
-      <w:r>
-        <w:rPr>
-          <w:rFonts w:hint="eastAsia"/>
-        </w:rPr>
-        <w:t xml:space="preserve">    *   **英雄**：标准战斗单位，主要从公共大牌库获取。</w:t>
-      </w:r>
-    </w:p>
-    <w:p>
-      <w:pPr>
-        <w:rPr>
-          <w:rFonts w:hint="eastAsia"/>
-        </w:rPr>
-      </w:pPr>
-      <w:r>
-        <w:rPr>
-          <w:rFonts w:hint="eastAsia"/>
-        </w:rPr>
-        <w:t xml:space="preserve">    *   **神选者**：具有强大或独特效果的核心单位，从独立神选者牌堆获取，对局中极度稀缺（开局</w:t>
-      </w:r>
-      <w:r>
-        <w:rPr>
-          <w:rFonts w:hint="eastAsia"/>
-        </w:rPr>
-        <w:t>各</w:t>
-      </w:r>
-      <w:r>
-        <w:rPr>
-          <w:rFonts w:hint="eastAsia"/>
-        </w:rPr>
-        <w:t>1张+牌库最多5张</w:t>
-      </w:r>
-      <w:r>
-        <w:rPr>
-          <w:rFonts w:hint="eastAsia"/>
-        </w:rPr>
-        <w:t>牌获取</w:t>
-      </w:r>
-      <w:r>
-        <w:rPr>
-          <w:rFonts w:hint="eastAsia"/>
-        </w:rPr>
-        <w:t>）。</w:t>
-      </w:r>
-    </w:p>
-    <w:p>
-      <w:pPr>
-        <w:rPr>
-          <w:rFonts w:hint="eastAsia"/>
-        </w:rPr>
-      </w:pPr>
-      <w:r>
-        <w:rPr>
-          <w:rFonts w:hint="eastAsia"/>
-        </w:rPr>
-        <w:t xml:space="preserve">    *   **特殊**：具有极独特机制的召唤物，主要从特殊牌区获取，极少数存于大牌库。</w:t>
-      </w:r>
-    </w:p>
-    <w:p>
-      <w:pPr>
-        <w:rPr>
-          <w:rFonts w:hint="eastAsia"/>
-        </w:rPr>
-      </w:pPr>
-      <w:r>
-        <w:rPr>
-          <w:rFonts w:hint="eastAsia"/>
-        </w:rPr>
-        <w:t>*   **法术**：</w:t>
-      </w:r>
-    </w:p>
-    <w:p>
-      <w:pPr>
-        <w:rPr>
-          <w:rFonts w:hint="eastAsia"/>
-        </w:rPr>
-      </w:pPr>
-      <w:r>
-        <w:rPr>
-          <w:rFonts w:hint="eastAsia"/>
-        </w:rPr>
-        <w:t xml:space="preserve">    *   **普通法术**：支付费用，立即结算效果。</w:t>
-      </w:r>
-    </w:p>
-    <w:p>
-      <w:pPr>
-        <w:rPr>
-          <w:rFonts w:hint="eastAsia"/>
-        </w:rPr>
-      </w:pPr>
-      <w:r>
-        <w:rPr>
-          <w:rFonts w:hint="eastAsia"/>
-        </w:rPr>
-        <w:t xml:space="preserve">    *   **邪恶法术**：具有额外代价或特殊规则的法术（具体子规则待完全定义）。</w:t>
-      </w:r>
-    </w:p>
-    <w:p>
-      <w:pPr>
-        <w:rPr>
-          <w:rFonts w:hint="eastAsia"/>
-        </w:rPr>
-      </w:pPr>
-      <w:r>
-        <w:rPr>
-          <w:rFonts w:hint="eastAsia"/>
-        </w:rPr>
-        <w:t xml:space="preserve">    *   **反制法術**：独特的延迟触发法术，规则详见第七章。</w:t>
-      </w:r>
-    </w:p>
-    <w:p>
-      <w:pPr>
-        <w:rPr>
-          <w:rFonts w:hint="eastAsia"/>
-        </w:rPr>
-      </w:pPr>
-    </w:p>
-    <w:p>
-      <w:pPr>
-        <w:rPr>
-          <w:rFonts w:hint="eastAsia"/>
-        </w:rPr>
-      </w:pPr>
-      <w:r>
-        <w:rPr>
-          <w:rFonts w:hint="eastAsia"/>
-        </w:rPr>
-        <w:t>**2.2 卡牌基本属性**</w:t>
-      </w:r>
-    </w:p>
-    <w:p>
-      <w:pPr>
-        <w:rPr>
-          <w:rFonts w:hint="eastAsia"/>
-        </w:rPr>
-      </w:pPr>
-      <w:r>
-        <w:rPr>
-          <w:rFonts w:hint="eastAsia"/>
-        </w:rPr>
-        <w:t>*   **费用**：打出卡牌所需支付的能量或生命值（血歌特性）。</w:t>
-      </w:r>
-    </w:p>
-    <w:p>
-      <w:pPr>
-        <w:rPr>
-          <w:rFonts w:hint="eastAsia"/>
-        </w:rPr>
-      </w:pPr>
-      <w:r>
-        <w:rPr>
-          <w:rFonts w:hint="eastAsia"/>
-        </w:rPr>
-        <w:t>*   **攻击力**：单位进行战斗时造成的伤害值。</w:t>
-      </w:r>
-    </w:p>
-    <w:p>
-      <w:pPr>
-        <w:rPr>
-          <w:rFonts w:hint="eastAsia"/>
-        </w:rPr>
-      </w:pPr>
-      <w:r>
-        <w:rPr>
-          <w:rFonts w:hint="eastAsia"/>
-        </w:rPr>
-        <w:t>*   **生命值**：单位的存活指标，降至0或以下时退场。</w:t>
-      </w:r>
-    </w:p>
-    <w:p>
-      <w:pPr>
-        <w:rPr>
-          <w:rFonts w:hint="eastAsia"/>
-        </w:rPr>
-      </w:pPr>
-      <w:r>
-        <w:rPr>
-          <w:rFonts w:hint="eastAsia"/>
-        </w:rPr>
-        <w:t>*   **阶位**：与费用挂钩的固有属性，决定“空打”伤害和某些效果引用。</w:t>
-      </w:r>
-    </w:p>
-    <w:p>
-      <w:pPr>
-        <w:rPr>
-          <w:rFonts w:hint="eastAsia"/>
-        </w:rPr>
-      </w:pPr>
-      <w:r>
-        <w:rPr>
-          <w:rFonts w:hint="eastAsia"/>
-        </w:rPr>
         <w:t xml:space="preserve">    *   固定映射：`0费=0阶`， `1费=1阶`， `3费=2阶`， `5费=3阶`。</w:t>
       </w:r>
     </w:p>
@@ -1490,6 +1535,9 @@
     <w:p>
       <w:pPr>
         <w:ind w:firstLine="440"/>
+        <w:rPr>
+          <w:rFonts w:hint="eastAsia"/>
+        </w:rPr>
       </w:pPr>
       <w:r>
         <w:rPr>
@@ -1727,6 +1775,7 @@
         <w:rPr>
           <w:rFonts w:hint="eastAsia"/>
         </w:rPr>
+        <w:lastRenderedPageBreak/>
         <w:t xml:space="preserve">    *   5费：攻击力+生命值之和为13。</w:t>
       </w:r>
     </w:p>
@@ -2034,6 +2083,7 @@
         <w:rPr>
           <w:rFonts w:hint="eastAsia"/>
         </w:rPr>
+        <w:lastRenderedPageBreak/>
         <w:t>*   **特性覆盖规则**：</w:t>
       </w:r>
     </w:p>
@@ -2073,270 +2123,1151 @@
         <w:rPr>
           <w:rFonts w:hint="eastAsia"/>
         </w:rPr>
+        <w:t>*   “攻击某排”与“对某排造成伤害”的区别：</w:t>
+      </w:r>
+    </w:p>
+    <w:p>
+      <w:pPr>
+        <w:rPr>
+          <w:rFonts w:hint="eastAsia"/>
+        </w:rPr>
+      </w:pPr>
+      <w:r>
+        <w:rPr>
+          <w:rFonts w:hint="eastAsia"/>
+        </w:rPr>
+        <w:t xml:space="preserve">    *   **“攻击 前排/后排”**：**单目标**动作，目标选择规则如上。</w:t>
+      </w:r>
+    </w:p>
+    <w:p>
+      <w:pPr>
+        <w:ind w:firstLine="440"/>
+        <w:rPr>
+          <w:rFonts w:hint="eastAsia"/>
+        </w:rPr>
+      </w:pPr>
+      <w:r>
+        <w:rPr>
+          <w:rFonts w:hint="eastAsia"/>
+        </w:rPr>
+        <w:t>*   **“对 前排/后排 造成伤害”**：**范围效果**，对敌方指定排**所有三个格子**中的单位各造成一次伤害。</w:t>
+      </w:r>
+    </w:p>
+    <w:p>
+      <w:pPr>
+        <w:ind w:firstLine="440"/>
+        <w:rPr>
+          <w:rFonts w:hint="eastAsia"/>
+        </w:rPr>
+      </w:pPr>
+      <w:r>
+        <w:rPr>
+          <w:rFonts w:hint="eastAsia"/>
+        </w:rPr>
+        <w:t>注意：任何修改对位的特性，作用目标仅限于携带该特性的召唤物，不影响其它任何召唤物。</w:t>
+      </w:r>
+    </w:p>
+    <w:p>
+      <w:pPr>
+        <w:rPr>
+          <w:rFonts w:hint="eastAsia"/>
+        </w:rPr>
+      </w:pPr>
+    </w:p>
+    <w:p>
+      <w:pPr>
+        <w:rPr>
+          <w:rFonts w:hint="eastAsia"/>
+        </w:rPr>
+      </w:pPr>
+      <w:r>
+        <w:rPr>
+          <w:rFonts w:hint="eastAsia"/>
+        </w:rPr>
+        <w:t>#### **第四章：战斗回合结算流程（模型A）**</w:t>
+      </w:r>
+    </w:p>
+    <w:p>
+      <w:pPr>
+        <w:rPr>
+          <w:rFonts w:hint="eastAsia"/>
+        </w:rPr>
+      </w:pPr>
+    </w:p>
+    <w:p>
+      <w:pPr>
+        <w:rPr>
+          <w:rFonts w:hint="eastAsia"/>
+        </w:rPr>
+      </w:pPr>
+      <w:r>
+        <w:rPr>
+          <w:rFonts w:hint="eastAsia"/>
+        </w:rPr>
+        <w:t>战斗回合内，严格按以下**阶段**顺序结算，阶段内效果“表现为同时”：</w:t>
+      </w:r>
+    </w:p>
+    <w:p>
+      <w:pPr>
+        <w:rPr>
+          <w:rFonts w:hint="eastAsia"/>
+        </w:rPr>
+      </w:pPr>
+    </w:p>
+    <w:p>
+      <w:pPr>
+        <w:rPr>
+          <w:rFonts w:hint="eastAsia"/>
+        </w:rPr>
+      </w:pPr>
+      <w:r>
+        <w:rPr>
+          <w:rFonts w:hint="eastAsia"/>
+        </w:rPr>
+        <w:t>**4.1 战斗回合开始**</w:t>
+      </w:r>
+    </w:p>
+    <w:p>
+      <w:pPr>
+        <w:rPr>
+          <w:rFonts w:hint="eastAsia"/>
+        </w:rPr>
+      </w:pPr>
+      <w:r>
+        <w:rPr>
+          <w:rFonts w:hint="eastAsia"/>
+        </w:rPr>
+        <w:t>*   触发所有 **“战斗回合开始”** 特性。</w:t>
+      </w:r>
+    </w:p>
+    <w:p>
+      <w:pPr>
+        <w:rPr>
+          <w:rFonts w:hint="eastAsia"/>
+        </w:rPr>
+      </w:pPr>
+    </w:p>
+    <w:p>
+      <w:pPr>
+        <w:rPr>
+          <w:rFonts w:hint="eastAsia"/>
+        </w:rPr>
+      </w:pPr>
+      <w:r>
+        <w:rPr>
+          <w:rFonts w:hint="eastAsia"/>
+        </w:rPr>
+        <w:t>**4.2 先手特性**</w:t>
+      </w:r>
+    </w:p>
+    <w:p>
+      <w:pPr>
+        <w:rPr>
+          <w:rFonts w:hint="eastAsia"/>
+        </w:rPr>
+      </w:pPr>
+      <w:r>
+        <w:rPr>
+          <w:rFonts w:hint="eastAsia"/>
+        </w:rPr>
+        <w:t>*   触发所有 **“先手”** 特性。</w:t>
+      </w:r>
+    </w:p>
+    <w:p>
+      <w:pPr>
+        <w:rPr>
+          <w:rFonts w:hint="eastAsia"/>
+        </w:rPr>
+      </w:pPr>
+    </w:p>
+    <w:p>
+      <w:pPr>
+        <w:rPr>
+          <w:rFonts w:hint="eastAsia"/>
+        </w:rPr>
+      </w:pPr>
+      <w:r>
+        <w:rPr>
+          <w:rFonts w:hint="eastAsia"/>
+        </w:rPr>
+        <w:t>**4.3 召唤物攻击**</w:t>
+      </w:r>
+    </w:p>
+    <w:p>
+      <w:pPr>
+        <w:rPr>
+          <w:rFonts w:hint="eastAsia"/>
+        </w:rPr>
+      </w:pPr>
+      <w:r>
+        <w:rPr>
+          <w:rFonts w:hint="eastAsia"/>
+        </w:rPr>
+        <w:t>*   所有存活、可攻击的召唤物**同时**进行攻击。</w:t>
+      </w:r>
+    </w:p>
+    <w:p>
+      <w:pPr>
+        <w:rPr>
+          <w:rFonts w:hint="eastAsia"/>
+        </w:rPr>
+      </w:pPr>
+      <w:r>
+        <w:rPr>
+          <w:rFonts w:hint="eastAsia"/>
+        </w:rPr>
+        <w:t>*   **攻击判定**：</w:t>
+      </w:r>
+    </w:p>
+    <w:p>
+      <w:pPr>
+        <w:rPr>
+          <w:rFonts w:hint="eastAsia"/>
+        </w:rPr>
+      </w:pPr>
+      <w:r>
+        <w:rPr>
+          <w:rFonts w:hint="eastAsia"/>
+        </w:rPr>
+        <w:t xml:space="preserve">    *   若对位有敌人：双方**互相**造成等同于自身**攻击力**的伤害。</w:t>
+      </w:r>
+    </w:p>
+    <w:p>
+      <w:pPr>
+        <w:rPr>
+          <w:rFonts w:hint="eastAsia"/>
+        </w:rPr>
+      </w:pPr>
+      <w:r>
+        <w:rPr>
+          <w:rFonts w:hint="eastAsia"/>
+        </w:rPr>
+        <w:t xml:space="preserve">    *   若对位为空（空打）：对敌方玩家造成等同于自身**当前阶位**的伤害。</w:t>
+      </w:r>
+    </w:p>
+    <w:p>
+      <w:pPr>
+        <w:rPr>
+          <w:rFonts w:hint="eastAsia"/>
+        </w:rPr>
+      </w:pPr>
+      <w:r>
+        <w:rPr>
+          <w:rFonts w:hint="eastAsia"/>
+        </w:rPr>
+        <w:t>*   **同时性规则：攻击与伤害结算视为同时发生。一个单位在本次攻击中死亡，其**造成的攻击伤害与满足条件触发的“反击”特性，依然全额结算**（即可能同归于尽）。</w:t>
+      </w:r>
+    </w:p>
+    <w:p>
+      <w:pPr>
+        <w:rPr>
+          <w:rFonts w:hint="eastAsia"/>
+        </w:rPr>
+      </w:pPr>
+    </w:p>
+    <w:p>
+      <w:pPr>
+        <w:rPr>
+          <w:rFonts w:hint="eastAsia"/>
+        </w:rPr>
+      </w:pPr>
+      <w:r>
+        <w:rPr>
+          <w:rFonts w:hint="eastAsia"/>
+        </w:rPr>
+        <w:t>**4.4 退场与反击处理**</w:t>
+      </w:r>
+    </w:p>
+    <w:p>
+      <w:pPr>
+        <w:rPr>
+          <w:rFonts w:hint="eastAsia"/>
+        </w:rPr>
+      </w:pPr>
+      <w:r>
+        <w:rPr>
+          <w:rFonts w:hint="eastAsia"/>
+        </w:rPr>
+        <w:t>*   **退场标记**：生命值≤0的单位被赋予一个 **“退场标记”**。无论同一时刻有多少原因导致其退场，**只标记一次，只进行一次退场结算**。</w:t>
+      </w:r>
+    </w:p>
+    <w:p>
+      <w:pPr>
+        <w:rPr>
+          <w:rFonts w:hint="eastAsia"/>
+        </w:rPr>
+      </w:pPr>
+      <w:r>
+        <w:rPr>
+          <w:rFonts w:hint="eastAsia"/>
+        </w:rPr>
+        <w:t>*   **统一退场结算**：所有被标记的单位同时进行退场结算。</w:t>
+      </w:r>
+    </w:p>
+    <w:p>
+      <w:pPr>
+        <w:rPr>
+          <w:rFonts w:hint="eastAsia"/>
+        </w:rPr>
+      </w:pPr>
+      <w:r>
+        <w:rPr>
+          <w:rFonts w:hint="eastAsia"/>
+        </w:rPr>
+        <w:t xml:space="preserve">    *   判断退场原因，触发相应的 **“退场”** 或 **“主动退场”** 特性。</w:t>
+      </w:r>
+    </w:p>
+    <w:p>
+      <w:pPr>
+        <w:rPr>
+          <w:rFonts w:hint="eastAsia"/>
+        </w:rPr>
+      </w:pPr>
+      <w:r>
+        <w:rPr>
+          <w:rFonts w:hint="eastAsia"/>
+        </w:rPr>
+        <w:t xml:space="preserve">    *   若退场原因</w:t>
+      </w:r>
+      <w:r>
+        <w:rPr>
+          <w:rFonts w:hint="eastAsia"/>
+        </w:rPr>
+        <w:t>包含</w:t>
+      </w:r>
+      <w:r>
+        <w:rPr>
+          <w:rFonts w:hint="eastAsia"/>
+        </w:rPr>
+        <w:t>受到敌方召唤物的伤害，则在退场后触发 “反击” 特性。</w:t>
+      </w:r>
+    </w:p>
+    <w:p>
+      <w:pPr>
+        <w:rPr>
+          <w:rFonts w:hint="eastAsia"/>
+        </w:rPr>
+      </w:pPr>
+    </w:p>
+    <w:p>
+      <w:pPr>
+        <w:rPr>
+          <w:rFonts w:hint="eastAsia"/>
+        </w:rPr>
+      </w:pPr>
+      <w:r>
+        <w:rPr>
+          <w:rFonts w:hint="eastAsia"/>
+        </w:rPr>
+        <w:t>**4.5 存活人数对比**</w:t>
+      </w:r>
+    </w:p>
+    <w:p>
+      <w:pPr>
+        <w:rPr>
+          <w:rFonts w:hint="eastAsia"/>
+        </w:rPr>
+      </w:pPr>
+      <w:r>
+        <w:rPr>
+          <w:rFonts w:hint="eastAsia"/>
+        </w:rPr>
+        <w:t>*   统计双方战场上生命值&gt;0的召唤物数量。</w:t>
+      </w:r>
+    </w:p>
+    <w:p>
+      <w:pPr>
+        <w:rPr>
+          <w:rFonts w:hint="eastAsia"/>
+        </w:rPr>
+      </w:pPr>
+      <w:r>
+        <w:rPr>
+          <w:rFonts w:hint="eastAsia"/>
+        </w:rPr>
+        <w:t>*   数量多的一方，对敌方玩家造成 **（数量差）** 点伤害。</w:t>
+      </w:r>
+    </w:p>
+    <w:p>
+      <w:pPr>
+        <w:rPr>
+          <w:rFonts w:hint="eastAsia"/>
+        </w:rPr>
+      </w:pPr>
+    </w:p>
+    <w:p>
+      <w:pPr>
+        <w:rPr>
+          <w:rFonts w:hint="eastAsia"/>
+        </w:rPr>
+      </w:pPr>
+      <w:r>
+        <w:rPr>
+          <w:rFonts w:hint="eastAsia"/>
+        </w:rPr>
+        <w:t>**4.6 玩家最终伤害判定**</w:t>
+      </w:r>
+    </w:p>
+    <w:p>
+      <w:pPr>
+        <w:rPr>
+          <w:rFonts w:hint="eastAsia"/>
+        </w:rPr>
+      </w:pPr>
+      <w:r>
+        <w:rPr>
+          <w:rFonts w:hint="eastAsia"/>
+        </w:rPr>
+        <w:t>*   合计每位玩家在本战斗回合受到的所有**空打伤害**与**存活对比伤害**。</w:t>
+      </w:r>
+    </w:p>
+    <w:p>
+      <w:pPr>
+        <w:rPr>
+          <w:rFonts w:hint="eastAsia"/>
+        </w:rPr>
+      </w:pPr>
+      <w:r>
+        <w:rPr>
+          <w:rFonts w:hint="eastAsia"/>
+        </w:rPr>
+        <w:t>*   将双方玩家的合计伤害值**相减**。</w:t>
+      </w:r>
+    </w:p>
+    <w:p>
+      <w:pPr>
+        <w:rPr>
+          <w:rFonts w:hint="eastAsia"/>
+        </w:rPr>
+      </w:pPr>
+      <w:r>
+        <w:rPr>
+          <w:rFonts w:hint="eastAsia"/>
+        </w:rPr>
+        <w:t>*   **只有数值较高的一方承受差值伤害，数值较低的一方本回合承受0点伤害。**</w:t>
+      </w:r>
+    </w:p>
+    <w:p>
+      <w:pPr>
+        <w:rPr>
+          <w:rFonts w:hint="eastAsia"/>
+        </w:rPr>
+      </w:pPr>
+    </w:p>
+    <w:p>
+      <w:pPr>
+        <w:rPr>
+          <w:rFonts w:hint="eastAsia"/>
+        </w:rPr>
+      </w:pPr>
+      <w:r>
+        <w:rPr>
+          <w:rFonts w:hint="eastAsia"/>
+        </w:rPr>
+        <w:t>#### **第五章：特性系统与触发时序**</w:t>
+      </w:r>
+    </w:p>
+    <w:p>
+      <w:pPr>
+        <w:rPr>
+          <w:rFonts w:hint="eastAsia"/>
+        </w:rPr>
+      </w:pPr>
+    </w:p>
+    <w:p>
+      <w:pPr>
+        <w:rPr>
+          <w:rFonts w:hint="eastAsia"/>
+        </w:rPr>
+      </w:pPr>
+      <w:r>
+        <w:rPr>
+          <w:rFonts w:hint="eastAsia"/>
+        </w:rPr>
+        <w:t>**5.1 特性关键词与触发时机**</w:t>
+      </w:r>
+    </w:p>
+    <w:p>
+      <w:pPr>
+        <w:rPr>
+          <w:rFonts w:hint="eastAsia"/>
+        </w:rPr>
+      </w:pPr>
+      <w:r>
+        <w:rPr>
+          <w:rFonts w:hint="eastAsia"/>
+        </w:rPr>
+        <w:t>*   **进场**：在召唤物**成功置于战场后**触发。</w:t>
+      </w:r>
+    </w:p>
+    <w:p>
+      <w:pPr>
+        <w:rPr>
+          <w:rFonts w:hint="eastAsia"/>
+        </w:rPr>
+      </w:pPr>
+      <w:r>
+        <w:rPr>
+          <w:rFonts w:hint="eastAsia"/>
+        </w:rPr>
+        <w:t xml:space="preserve">    *   **结算顺序**：**监听进场效果 &gt; 自身进场效果**。</w:t>
+      </w:r>
+    </w:p>
+    <w:p>
+      <w:pPr>
+        <w:rPr>
+          <w:rFonts w:hint="eastAsia"/>
+        </w:rPr>
+      </w:pPr>
+      <w:r>
+        <w:rPr>
+          <w:rFonts w:hint="eastAsia"/>
+        </w:rPr>
+        <w:t>*   **先手**：在**战斗回合开始后、召唤物攻击前**的独立阶段触发。</w:t>
+      </w:r>
+    </w:p>
+    <w:p>
+      <w:pPr>
+        <w:rPr>
+          <w:rFonts w:hint="eastAsia"/>
+        </w:rPr>
+      </w:pPr>
+      <w:r>
+        <w:rPr>
+          <w:rFonts w:hint="eastAsia"/>
+        </w:rPr>
+        <w:t>*   **退场**：当召唤物**离场后**触发。</w:t>
+      </w:r>
+    </w:p>
+    <w:p>
+      <w:pPr>
+        <w:rPr>
+          <w:rFonts w:hint="eastAsia"/>
+        </w:rPr>
+      </w:pPr>
+      <w:r>
+        <w:rPr>
+          <w:rFonts w:hint="eastAsia"/>
+        </w:rPr>
+        <w:t>*   **主动退场**：当召唤物因其他召唤物或法术的效果直接移除（非因伤害）而离场时触发。与“退场”互斥（触发其一则不触发另一）。</w:t>
+      </w:r>
+    </w:p>
+    <w:p>
+      <w:pPr>
+        <w:rPr>
+          <w:rFonts w:hint="eastAsia"/>
+        </w:rPr>
+      </w:pPr>
+      <w:r>
+        <w:rPr>
+          <w:rFonts w:hint="eastAsia"/>
+        </w:rPr>
+        <w:t>若一个效果在描述中明确声明其造成的退场 “不视为主动退场”，则无论其是否满足上述“主动退场”的定义，该次退场在规则分类上均不被视为“主动退场”。</w:t>
+      </w:r>
+    </w:p>
+    <w:p>
+      <w:pPr>
+        <w:rPr>
+          <w:rFonts w:hint="eastAsia"/>
+        </w:rPr>
+      </w:pPr>
+    </w:p>
+    <w:p>
+      <w:pPr>
+        <w:rPr>
+          <w:rFonts w:hint="eastAsia"/>
+        </w:rPr>
+      </w:pPr>
+      <w:r>
+        <w:rPr>
+          <w:rFonts w:hint="eastAsia"/>
+        </w:rPr>
+        <w:t>此次退场通常会被归类为 “退场”，并触发相应的“退场”特性（除非另有说明）。</w:t>
+      </w:r>
+    </w:p>
+    <w:p>
+      <w:pPr>
+        <w:rPr>
+          <w:rFonts w:hint="eastAsia"/>
+        </w:rPr>
+      </w:pPr>
+    </w:p>
+    <w:p>
+      <w:pPr>
+        <w:rPr>
+          <w:rFonts w:hint="eastAsia"/>
+        </w:rPr>
+      </w:pPr>
+      <w:r>
+        <w:rPr>
+          <w:rFonts w:hint="eastAsia"/>
+        </w:rPr>
+        <w:t>此声明仅为分类排除，并非禁止触发，因此不影响“未弃之人”等效果将其替换为“主动退场”。</w:t>
+      </w:r>
+    </w:p>
+    <w:p>
+      <w:pPr>
+        <w:rPr>
+          <w:rFonts w:hint="eastAsia"/>
+        </w:rPr>
+      </w:pPr>
+      <w:r>
+        <w:rPr>
+          <w:rFonts w:hint="eastAsia"/>
+        </w:rPr>
+        <w:t>*   **反击**：当召唤物因受到敌方召唤物的伤害而退场后触发。</w:t>
+      </w:r>
+    </w:p>
+    <w:p>
+      <w:pPr>
+        <w:rPr>
+          <w:rFonts w:hint="eastAsia"/>
+        </w:rPr>
+      </w:pPr>
+      <w:r>
+        <w:rPr>
+          <w:rFonts w:hint="eastAsia"/>
+        </w:rPr>
+        <w:t>*   **抛置**：玩家在己方主回合的主动操作，使一个己方召唤物退场。触发 **“抛置”** 特性与 **“退场”** 特性（</w:t>
+      </w:r>
+      <w:r>
+        <w:rPr>
+          <w:rFonts w:hint="eastAsia"/>
+        </w:rPr>
+        <w:t>注意：此操作</w:t>
+      </w:r>
+      <w:r>
+        <w:rPr>
+          <w:rFonts w:hint="eastAsia"/>
+        </w:rPr>
+        <w:t>非主动退场）。</w:t>
+      </w:r>
+    </w:p>
+    <w:p>
+      <w:pPr>
+        <w:rPr>
+          <w:rFonts w:hint="eastAsia"/>
+        </w:rPr>
+      </w:pPr>
+    </w:p>
+    <w:p>
+      <w:pPr>
+        <w:rPr>
+          <w:rFonts w:hint="eastAsia"/>
+        </w:rPr>
+      </w:pPr>
+      <w:r>
+        <w:rPr>
+          <w:rFonts w:hint="eastAsia"/>
+        </w:rPr>
+        <w:t>**5.2 “表现为同时”的结算顺序**</w:t>
+      </w:r>
+    </w:p>
+    <w:p>
+      <w:pPr>
+        <w:rPr>
+          <w:rFonts w:hint="eastAsia"/>
+        </w:rPr>
+      </w:pPr>
+      <w:r>
+        <w:rPr>
+          <w:rFonts w:hint="eastAsia"/>
+        </w:rPr>
+        <w:t>当多个效果在同一游戏时点（如“下一大轮开始”）触发时，按以下**阶段顺序**处理，阶段内视为“同时”：</w:t>
+      </w:r>
+    </w:p>
+    <w:p>
+      <w:pPr>
+        <w:rPr>
+          <w:rFonts w:hint="eastAsia"/>
+        </w:rPr>
+      </w:pPr>
+      <w:r>
+        <w:rPr>
+          <w:rFonts w:hint="eastAsia"/>
+        </w:rPr>
+        <w:t>1.  **资源变动阶段**：处理抽牌、摸牌、消耗牌等。若需消耗多张牌，按**卡牌编号从</w:t>
+      </w:r>
+      <w:r>
+        <w:rPr>
+          <w:rFonts w:hint="eastAsia"/>
+        </w:rPr>
+        <w:t>小</w:t>
+      </w:r>
+      <w:r>
+        <w:rPr>
+          <w:rFonts w:hint="eastAsia"/>
+        </w:rPr>
+        <w:t>到</w:t>
+      </w:r>
+      <w:r>
+        <w:rPr>
+          <w:rFonts w:hint="eastAsia"/>
+        </w:rPr>
+        <w:t>大</w:t>
+      </w:r>
+      <w:r>
+        <w:rPr>
+          <w:rFonts w:hint="eastAsia"/>
+        </w:rPr>
+        <w:t>**依次决定。</w:t>
+      </w:r>
+    </w:p>
+    <w:p>
+      <w:pPr>
+        <w:rPr>
+          <w:rFonts w:hint="eastAsia"/>
+        </w:rPr>
+      </w:pPr>
+      <w:r>
+        <w:rPr>
+          <w:rFonts w:hint="eastAsia"/>
+        </w:rPr>
+        <w:t>2.  **数值结算阶段**：</w:t>
+      </w:r>
+      <w:r>
+        <w:rPr>
+          <w:rFonts w:hint="eastAsia"/>
+        </w:rPr>
+        <w:t>效果预处理：在此阶段开始前，每个独立的治疗效果或伤害效果，都先根据其自身规则或全局修正规则（如“单次生命值变动最高为1”）计算出其最终数值。</w:t>
+      </w:r>
+    </w:p>
+    <w:p>
+      <w:pPr>
+        <w:rPr>
+          <w:rFonts w:hint="eastAsia"/>
+        </w:rPr>
+      </w:pPr>
+      <w:r>
+        <w:rPr>
+          <w:rFonts w:hint="eastAsia"/>
+        </w:rPr>
+        <w:t>合并计算：将所有作用于同一单位的预处理后的治疗值（正数）与伤害值（负数）进行代数求和，得到该单位的生命值净变动值。</w:t>
+      </w:r>
+    </w:p>
+    <w:p>
+      <w:pPr>
+        <w:rPr>
+          <w:rFonts w:hint="eastAsia"/>
+        </w:rPr>
+      </w:pPr>
+      <w:r>
+        <w:rPr>
+          <w:rFonts w:hint="eastAsia"/>
+        </w:rPr>
+        <w:t>应用结果：将此净变动值一次性应用于该单位的当前生命值。</w:t>
+      </w:r>
+    </w:p>
+    <w:p>
+      <w:pPr>
+        <w:rPr>
+          <w:rFonts w:hint="eastAsia"/>
+        </w:rPr>
+      </w:pPr>
+      <w:r>
+        <w:rPr>
+          <w:rFonts w:hint="eastAsia"/>
+        </w:rPr>
+        <w:t>递归触发：此阶段内造成的伤害或治疗，会立即递归触发新的“数值结算阶段”。</w:t>
+      </w:r>
+      <w:r>
+        <w:rPr>
+          <w:rFonts w:hint="eastAsia"/>
+        </w:rPr>
+        <w:t xml:space="preserve">3.  **特性触发阶段：处理进场 → 退场 → </w:t>
+      </w:r>
+      <w:r>
+        <w:rPr>
+          <w:rFonts w:hint="eastAsia"/>
+        </w:rPr>
+        <w:t>递归导致的</w:t>
+      </w:r>
+      <w:r>
+        <w:rPr>
+          <w:rFonts w:hint="eastAsia"/>
+        </w:rPr>
+        <w:t>特性。本阶段内触发的效果，可能递归进入前两个阶段。</w:t>
+      </w:r>
+    </w:p>
+    <w:p>
+      <w:pPr>
+        <w:rPr>
+          <w:rFonts w:hint="eastAsia"/>
+        </w:rPr>
+      </w:pPr>
+      <w:r>
+        <w:rPr>
+          <w:rFonts w:hint="eastAsia"/>
+        </w:rPr>
+        <w:t>同时结算的确定性顺序：为确保游戏状态的确定性，当同一阶段内多个效果需要结算且无特殊说明时，其结算顺序按以下规则确定：</w:t>
+      </w:r>
+    </w:p>
+    <w:p>
+      <w:pPr>
+        <w:rPr>
+          <w:rFonts w:hint="eastAsia"/>
+        </w:rPr>
+      </w:pPr>
+    </w:p>
+    <w:p>
+      <w:pPr>
+        <w:rPr>
+          <w:rFonts w:hint="eastAsia"/>
+        </w:rPr>
+      </w:pPr>
+      <w:r>
+        <w:rPr>
+          <w:rFonts w:hint="eastAsia"/>
+        </w:rPr>
+        <w:t>若效果来自卡牌或单位，按其编号从小到大的顺序结算。</w:t>
+      </w:r>
+    </w:p>
+    <w:p>
+      <w:pPr>
+        <w:rPr>
+          <w:rFonts w:hint="eastAsia"/>
+        </w:rPr>
+      </w:pPr>
+    </w:p>
+    <w:p>
+      <w:pPr>
+        <w:rPr>
+          <w:rFonts w:hint="eastAsia"/>
+        </w:rPr>
+      </w:pPr>
+      <w:r>
+        <w:rPr>
+          <w:rFonts w:hint="eastAsia"/>
+        </w:rPr>
+        <w:t>若效果来自不同玩家，按</w:t>
+      </w:r>
+      <w:r>
+        <w:rPr>
+          <w:rFonts w:hint="eastAsia"/>
+        </w:rPr>
+        <w:t>当前阶段先手玩家到后手玩家</w:t>
+      </w:r>
+      <w:r>
+        <w:rPr>
+          <w:rFonts w:hint="eastAsia"/>
+        </w:rPr>
+        <w:t>的顺序结算。</w:t>
+      </w:r>
+    </w:p>
+    <w:p>
+      <w:pPr>
+        <w:rPr>
+          <w:rFonts w:hint="eastAsia"/>
+        </w:rPr>
+      </w:pPr>
+    </w:p>
+    <w:p>
+      <w:pPr>
+        <w:rPr>
+          <w:rFonts w:hint="eastAsia"/>
+        </w:rPr>
+      </w:pPr>
+      <w:r>
+        <w:rPr>
+          <w:rFonts w:hint="eastAsia"/>
+        </w:rPr>
         <w:lastRenderedPageBreak/>
-        <w:t>*   “攻击某排”与“对某排造成伤害”的区别：</w:t>
-      </w:r>
-    </w:p>
-    <w:p>
-      <w:pPr>
-        <w:rPr>
-          <w:rFonts w:hint="eastAsia"/>
-        </w:rPr>
-      </w:pPr>
-      <w:r>
-        <w:rPr>
-          <w:rFonts w:hint="eastAsia"/>
-        </w:rPr>
-        <w:t xml:space="preserve">    *   **“攻击 前排/后排”**：**单目标**动作，目标选择规则如上。</w:t>
-      </w:r>
-    </w:p>
-    <w:p>
-      <w:pPr>
-        <w:ind w:firstLine="440"/>
-      </w:pPr>
-      <w:r>
-        <w:rPr>
-          <w:rFonts w:hint="eastAsia"/>
-        </w:rPr>
-        <w:t>*   **“对 前排/后排 造成伤害”**：**范围效果**，对敌方指定排**所有三个格子**中的单位各造成一次伤害。</w:t>
-      </w:r>
-    </w:p>
-    <w:p>
-      <w:pPr>
-        <w:ind w:firstLine="440"/>
-        <w:rPr>
-          <w:rFonts w:hint="eastAsia"/>
-        </w:rPr>
-      </w:pPr>
-      <w:r>
-        <w:rPr>
-          <w:rFonts w:hint="eastAsia"/>
-        </w:rPr>
-        <w:t>注意：任何修改对位的特性，作用目标仅限于携带该特性的召唤物，不影响其它任何召唤物。</w:t>
-      </w:r>
-    </w:p>
-    <w:p>
-      <w:pPr>
-        <w:rPr>
-          <w:rFonts w:hint="eastAsia"/>
-        </w:rPr>
-      </w:pPr>
-    </w:p>
-    <w:p>
-      <w:pPr>
-        <w:rPr>
-          <w:rFonts w:hint="eastAsia"/>
-        </w:rPr>
-      </w:pPr>
-      <w:r>
-        <w:rPr>
-          <w:rFonts w:hint="eastAsia"/>
-        </w:rPr>
-        <w:t>#### **第四章：战斗回合结算流程（模型A）**</w:t>
-      </w:r>
-    </w:p>
-    <w:p>
-      <w:pPr>
-        <w:rPr>
-          <w:rFonts w:hint="eastAsia"/>
-        </w:rPr>
-      </w:pPr>
-    </w:p>
-    <w:p>
-      <w:pPr>
-        <w:rPr>
-          <w:rFonts w:hint="eastAsia"/>
-        </w:rPr>
-      </w:pPr>
-      <w:r>
-        <w:rPr>
-          <w:rFonts w:hint="eastAsia"/>
-        </w:rPr>
-        <w:t>战斗回合内，严格按以下**阶段**顺序结算，阶段内效果“表现为同时”：</w:t>
-      </w:r>
-    </w:p>
-    <w:p>
-      <w:pPr>
-        <w:rPr>
-          <w:rFonts w:hint="eastAsia"/>
-        </w:rPr>
-      </w:pPr>
-    </w:p>
-    <w:p>
-      <w:pPr>
-        <w:rPr>
-          <w:rFonts w:hint="eastAsia"/>
-        </w:rPr>
-      </w:pPr>
-      <w:r>
-        <w:rPr>
-          <w:rFonts w:hint="eastAsia"/>
-        </w:rPr>
-        <w:t>**4.1 战斗回合开始**</w:t>
-      </w:r>
-    </w:p>
-    <w:p>
-      <w:pPr>
-        <w:rPr>
-          <w:rFonts w:hint="eastAsia"/>
-        </w:rPr>
-      </w:pPr>
-      <w:r>
-        <w:rPr>
-          <w:rFonts w:hint="eastAsia"/>
-        </w:rPr>
-        <w:t>*   触发所有 **“战斗回合开始”** 特性。</w:t>
-      </w:r>
-    </w:p>
-    <w:p>
-      <w:pPr>
-        <w:rPr>
-          <w:rFonts w:hint="eastAsia"/>
-        </w:rPr>
-      </w:pPr>
-    </w:p>
-    <w:p>
-      <w:pPr>
-        <w:rPr>
-          <w:rFonts w:hint="eastAsia"/>
-        </w:rPr>
-      </w:pPr>
-      <w:r>
-        <w:rPr>
-          <w:rFonts w:hint="eastAsia"/>
-        </w:rPr>
-        <w:t>**4.2 先手特性**</w:t>
-      </w:r>
-    </w:p>
-    <w:p>
-      <w:pPr>
-        <w:rPr>
-          <w:rFonts w:hint="eastAsia"/>
-        </w:rPr>
-      </w:pPr>
-      <w:r>
-        <w:rPr>
-          <w:rFonts w:hint="eastAsia"/>
-        </w:rPr>
-        <w:t>*   触发所有 **“先手”** 特性。</w:t>
-      </w:r>
-    </w:p>
-    <w:p>
-      <w:pPr>
-        <w:rPr>
-          <w:rFonts w:hint="eastAsia"/>
-        </w:rPr>
-      </w:pPr>
-    </w:p>
-    <w:p>
-      <w:pPr>
-        <w:rPr>
-          <w:rFonts w:hint="eastAsia"/>
-        </w:rPr>
-      </w:pPr>
-      <w:r>
-        <w:rPr>
-          <w:rFonts w:hint="eastAsia"/>
-        </w:rPr>
-        <w:t>**4.3 召唤物攻击**</w:t>
-      </w:r>
-    </w:p>
-    <w:p>
-      <w:pPr>
-        <w:rPr>
-          <w:rFonts w:hint="eastAsia"/>
-        </w:rPr>
-      </w:pPr>
-      <w:r>
-        <w:rPr>
-          <w:rFonts w:hint="eastAsia"/>
-        </w:rPr>
-        <w:t>*   所有存活、可攻击的召唤物**同时**进行攻击。</w:t>
-      </w:r>
-    </w:p>
-    <w:p>
-      <w:pPr>
-        <w:rPr>
-          <w:rFonts w:hint="eastAsia"/>
-        </w:rPr>
-      </w:pPr>
-      <w:r>
-        <w:rPr>
-          <w:rFonts w:hint="eastAsia"/>
-        </w:rPr>
-        <w:t>*   **攻击判定**：</w:t>
-      </w:r>
-    </w:p>
-    <w:p>
-      <w:pPr>
-        <w:rPr>
-          <w:rFonts w:hint="eastAsia"/>
-        </w:rPr>
-      </w:pPr>
-      <w:r>
-        <w:rPr>
-          <w:rFonts w:hint="eastAsia"/>
-        </w:rPr>
-        <w:t xml:space="preserve">    *   若对位有敌人：双方**互相**造成等同于自身**攻击力**的伤害。</w:t>
-      </w:r>
-    </w:p>
-    <w:p>
-      <w:pPr>
-        <w:rPr>
-          <w:rFonts w:hint="eastAsia"/>
-        </w:rPr>
-      </w:pPr>
-      <w:r>
-        <w:rPr>
-          <w:rFonts w:hint="eastAsia"/>
-        </w:rPr>
-        <w:t xml:space="preserve">    *   若对位为空（空打）：对敌方玩家造成等同于自身**当前阶位**的伤害。</w:t>
-      </w:r>
-    </w:p>
-    <w:p>
-      <w:pPr>
-        <w:rPr>
-          <w:rFonts w:hint="eastAsia"/>
-        </w:rPr>
-      </w:pPr>
-      <w:r>
-        <w:rPr>
-          <w:rFonts w:hint="eastAsia"/>
-        </w:rPr>
-        <w:t>*   **同时性规则：攻击与伤害结算视为同时发生。一个单位在本次攻击中死亡，其**造成的攻击伤害与满足条件触发的“反击”特性，依然全额结算**（即可能同归于尽）。</w:t>
-      </w:r>
-    </w:p>
-    <w:p>
-      <w:pPr>
-        <w:rPr>
-          <w:rFonts w:hint="eastAsia"/>
-        </w:rPr>
-      </w:pPr>
-    </w:p>
-    <w:p>
-      <w:pPr>
-        <w:rPr>
-          <w:rFonts w:hint="eastAsia"/>
-        </w:rPr>
-      </w:pPr>
-      <w:r>
-        <w:rPr>
-          <w:rFonts w:hint="eastAsia"/>
-        </w:rPr>
-        <w:t>**4.4 退场与反击处理**</w:t>
-      </w:r>
-    </w:p>
-    <w:p>
-      <w:pPr>
-        <w:rPr>
-          <w:rFonts w:hint="eastAsia"/>
-        </w:rPr>
-      </w:pPr>
-      <w:r>
-        <w:rPr>
-          <w:rFonts w:hint="eastAsia"/>
-        </w:rPr>
-        <w:t>*   **退场标记**：生命值≤0的单位被赋予一个 **“退场标记”**。无论同一时刻有多少原因导致其退场，**只标记一次，只进行一次退场结算**。</w:t>
+        <w:t>此默认顺序不改变效果“同时触发”的性质，仅用于解决结算歧义。</w:t>
+      </w:r>
+    </w:p>
+    <w:p>
+      <w:pPr>
+        <w:rPr>
+          <w:rFonts w:hint="eastAsia"/>
+        </w:rPr>
+      </w:pPr>
+      <w:r>
+        <w:rPr>
+          <w:rFonts w:hint="eastAsia"/>
+        </w:rPr>
+        <w:t>**5.3 特性作用的默认对象**</w:t>
+      </w:r>
+    </w:p>
+    <w:p>
+      <w:pPr>
+        <w:rPr>
+          <w:rFonts w:hint="eastAsia"/>
+        </w:rPr>
+      </w:pPr>
+      <w:r>
+        <w:rPr>
+          <w:rFonts w:hint="eastAsia"/>
+        </w:rPr>
+        <w:t>*   效果描述中未指明目标的资源操作（如“抽1”、“+1能量”），默认对象为**效果发动者自身或其所操控的一方**。</w:t>
+      </w:r>
+    </w:p>
+    <w:p>
+      <w:pPr>
+        <w:rPr>
+          <w:rFonts w:hint="eastAsia"/>
+        </w:rPr>
+      </w:pPr>
+      <w:r>
+        <w:rPr>
+          <w:rFonts w:hint="eastAsia"/>
+        </w:rPr>
+        <w:t>*   增益格式“+N+M”默认为 **“+N</w:t>
+      </w:r>
+      <w:r>
+        <w:rPr>
+          <w:rFonts w:hint="eastAsia"/>
+        </w:rPr>
+        <w:t>当前</w:t>
+      </w:r>
+      <w:r>
+        <w:rPr>
+          <w:rFonts w:hint="eastAsia"/>
+        </w:rPr>
+        <w:t>生命值</w:t>
+      </w:r>
+      <w:r>
+        <w:rPr>
+          <w:rFonts w:hint="eastAsia"/>
+        </w:rPr>
+        <w:t>（+N当前生命值上限</w:t>
+      </w:r>
+      <w:r>
+        <w:rPr>
+          <w:rFonts w:hint="eastAsia"/>
+        </w:rPr>
+        <w:t>， +M</w:t>
+      </w:r>
+      <w:r>
+        <w:rPr>
+          <w:rFonts w:hint="eastAsia"/>
+        </w:rPr>
+        <w:t>当前</w:t>
+      </w:r>
+      <w:r>
+        <w:rPr>
+          <w:rFonts w:hint="eastAsia"/>
+        </w:rPr>
+        <w:t>攻击力”**。</w:t>
+      </w:r>
+    </w:p>
+    <w:p>
+      <w:pPr>
+        <w:rPr>
+          <w:rFonts w:hint="eastAsia"/>
+        </w:rPr>
+      </w:pPr>
+    </w:p>
+    <w:p>
+      <w:pPr>
+        <w:rPr>
+          <w:rFonts w:hint="eastAsia"/>
+        </w:rPr>
+      </w:pPr>
+      <w:r>
+        <w:rPr>
+          <w:rFonts w:hint="eastAsia"/>
+        </w:rPr>
+        <w:t>#### **第六章：核心机制详解**</w:t>
+      </w:r>
+    </w:p>
+    <w:p>
+      <w:pPr>
+        <w:rPr>
+          <w:rFonts w:hint="eastAsia"/>
+        </w:rPr>
+      </w:pPr>
+    </w:p>
+    <w:p>
+      <w:pPr>
+        <w:rPr>
+          <w:rFonts w:hint="eastAsia"/>
+        </w:rPr>
+      </w:pPr>
+      <w:r>
+        <w:rPr>
+          <w:rFonts w:hint="eastAsia"/>
+        </w:rPr>
+        <w:t>**6.1 附着**</w:t>
+      </w:r>
+    </w:p>
+    <w:p>
+      <w:pPr>
+        <w:rPr>
+          <w:rFonts w:hint="eastAsia"/>
+        </w:rPr>
+      </w:pPr>
+      <w:r>
+        <w:rPr>
+          <w:rFonts w:hint="eastAsia"/>
+        </w:rPr>
+        <w:t>*   **定义**：拥有“附着”特性的召唤物，可作为状态置于另一友方召唤物（宿主）身上。</w:t>
+      </w:r>
+      <w:r>
+        <w:rPr>
+          <w:rFonts w:hint="eastAsia"/>
+        </w:rPr>
+        <w:t>若基础生命值&gt;0，可选择不附着而独立上场。</w:t>
+      </w:r>
+    </w:p>
+    <w:p>
+      <w:pPr>
+        <w:rPr>
+          <w:rFonts w:hint="eastAsia"/>
+        </w:rPr>
+      </w:pPr>
+      <w:r>
+        <w:rPr>
+          <w:rFonts w:hint="eastAsia"/>
+        </w:rPr>
+        <w:t>*   **核心规则**：</w:t>
+      </w:r>
+    </w:p>
+    <w:p>
+      <w:pPr>
+        <w:rPr>
+          <w:rFonts w:hint="eastAsia"/>
+        </w:rPr>
+      </w:pPr>
+      <w:r>
+        <w:rPr>
+          <w:rFonts w:hint="eastAsia"/>
+        </w:rPr>
+        <w:t xml:space="preserve">    *   **独立实体**：附着物是独立单位。它**不会受到伤害**，**不计入存活人数**，**不参与场上数值比较**。</w:t>
+      </w:r>
+    </w:p>
+    <w:p>
+      <w:pPr>
+        <w:rPr>
+          <w:rFonts w:hint="eastAsia"/>
+        </w:rPr>
+      </w:pPr>
+      <w:r>
+        <w:rPr>
+          <w:rFonts w:hint="eastAsia"/>
+        </w:rPr>
+        <w:t xml:space="preserve">    *   **分离结算**：宿主退场时，附着物立即分离，**分别**结算各自的退场相关特性。</w:t>
+      </w:r>
+      <w:r>
+        <w:rPr>
+          <w:rFonts w:hint="eastAsia"/>
+        </w:rPr>
+        <w:t>注意，分离的附着物退场来源是宿主而不是导致宿主退场的来源。</w:t>
+      </w:r>
+    </w:p>
+    <w:p>
+      <w:pPr>
+        <w:rPr>
+          <w:rFonts w:hint="eastAsia"/>
+        </w:rPr>
+      </w:pPr>
+      <w:r>
+        <w:rPr>
+          <w:rFonts w:hint="eastAsia"/>
+        </w:rPr>
+        <w:t xml:space="preserve">    *   **增益独立性**：</w:t>
+      </w:r>
+      <w:r>
+        <w:rPr>
+          <w:rFonts w:hint="eastAsia"/>
+        </w:rPr>
+        <w:t>附着物提供的增益（如+1+1）在附着时即直接赋予宿主。该增益不会因附着物的退场而立即撤销，但其是否在宿主退场时保留，遵循 2.3 退场重置铁律（即，仅当增益效果被明确描述为“永久”或“基础”时才会保留）。</w:t>
+      </w:r>
+    </w:p>
+    <w:p>
+      <w:pPr>
+        <w:rPr>
+          <w:rFonts w:hint="eastAsia"/>
+        </w:rPr>
+      </w:pPr>
+      <w:r>
+        <w:rPr>
+          <w:rFonts w:hint="eastAsia"/>
+        </w:rPr>
+        <w:t xml:space="preserve">    *   **数值免疫**：附着物**不会**受到任何**数值形式**的增益或减益影响（如+1+1光环）。但仍受非数值状态影响（如获得护盾、添加前缀）。</w:t>
+      </w:r>
+    </w:p>
+    <w:p>
+      <w:pPr>
+        <w:rPr>
+          <w:rFonts w:hint="eastAsia"/>
+        </w:rPr>
+      </w:pPr>
+      <w:r>
+        <w:rPr>
+          <w:rFonts w:hint="eastAsia"/>
+        </w:rPr>
+        <w:t>*   **灵能前缀**：所有“灵能”前缀单位均带有“附着”特性，</w:t>
+      </w:r>
+    </w:p>
+    <w:p>
+      <w:pPr>
+        <w:rPr>
+          <w:rFonts w:hint="eastAsia"/>
+        </w:rPr>
+      </w:pPr>
+    </w:p>
+    <w:p>
+      <w:pPr>
+        <w:rPr>
+          <w:rFonts w:hint="eastAsia"/>
+        </w:rPr>
+      </w:pPr>
+      <w:r>
+        <w:rPr>
+          <w:rFonts w:hint="eastAsia"/>
+        </w:rPr>
+        <w:t>**6.2 护盾**</w:t>
+      </w:r>
+    </w:p>
+    <w:p>
+      <w:pPr>
+        <w:rPr>
+          <w:rFonts w:hint="eastAsia"/>
+        </w:rPr>
+      </w:pPr>
+      <w:r>
+        <w:rPr>
+          <w:rFonts w:hint="eastAsia"/>
+        </w:rPr>
+        <w:t>*   **核心效果**：为拥有“护盾”的单位**抵挡一次伤害**，无论该伤害数值多少</w:t>
+      </w:r>
+      <w:r>
+        <w:rPr>
+          <w:rFonts w:hint="eastAsia"/>
+        </w:rPr>
+        <w:t>（哪怕为0）</w:t>
+      </w:r>
+      <w:r>
+        <w:rPr>
+          <w:rFonts w:hint="eastAsia"/>
+        </w:rPr>
+        <w:t>，抵挡后护盾消耗。</w:t>
+      </w:r>
+    </w:p>
+    <w:p>
+      <w:pPr>
+        <w:rPr>
+          <w:rFonts w:hint="eastAsia"/>
+        </w:rPr>
+      </w:pPr>
+      <w:r>
+        <w:rPr>
+          <w:rFonts w:hint="eastAsia"/>
+        </w:rPr>
+        <w:t>*   **核心规则**：</w:t>
+      </w:r>
+    </w:p>
+    <w:p>
+      <w:pPr>
+        <w:rPr>
+          <w:rFonts w:hint="eastAsia"/>
+        </w:rPr>
+      </w:pPr>
+      <w:r>
+        <w:rPr>
+          <w:rFonts w:hint="eastAsia"/>
+        </w:rPr>
+        <w:t xml:space="preserve">    *   **唯一性**：一个单位同时只能有一个护盾。</w:t>
       </w:r>
     </w:p>
     <w:p>
@@ -2350,296 +3281,276 @@
           <w:rFonts w:hint="eastAsia"/>
         </w:rPr>
         <w:lastRenderedPageBreak/>
-        <w:t>*   **统一退场结算**：所有被标记的单位同时进行退场结算。</w:t>
-      </w:r>
-    </w:p>
-    <w:p>
-      <w:pPr>
-        <w:rPr>
-          <w:rFonts w:hint="eastAsia"/>
-        </w:rPr>
-      </w:pPr>
-      <w:r>
-        <w:rPr>
-          <w:rFonts w:hint="eastAsia"/>
-        </w:rPr>
-        <w:t xml:space="preserve">    *   判断退场原因，触发相应的 **“退场”** 或 **“主动退场”** 特性。</w:t>
-      </w:r>
-    </w:p>
-    <w:p>
-      <w:pPr>
-        <w:rPr>
-          <w:rFonts w:hint="eastAsia"/>
-        </w:rPr>
-      </w:pPr>
-      <w:r>
-        <w:rPr>
-          <w:rFonts w:hint="eastAsia"/>
-        </w:rPr>
-        <w:t xml:space="preserve">    *   若退场原因</w:t>
-      </w:r>
-      <w:r>
-        <w:rPr>
-          <w:rFonts w:hint="eastAsia"/>
-        </w:rPr>
-        <w:t>包含</w:t>
-      </w:r>
-      <w:r>
-        <w:rPr>
-          <w:rFonts w:hint="eastAsia"/>
-        </w:rPr>
-        <w:t>受到敌方召唤物的伤害，则在退场后触发 “反击” 特性。</w:t>
-      </w:r>
-    </w:p>
-    <w:p>
-      <w:pPr>
-        <w:rPr>
-          <w:rFonts w:hint="eastAsia"/>
-        </w:rPr>
-      </w:pPr>
-    </w:p>
-    <w:p>
-      <w:pPr>
-        <w:rPr>
-          <w:rFonts w:hint="eastAsia"/>
-        </w:rPr>
-      </w:pPr>
-      <w:r>
-        <w:rPr>
-          <w:rFonts w:hint="eastAsia"/>
-        </w:rPr>
-        <w:t>**4.5 存活人数对比**</w:t>
-      </w:r>
-    </w:p>
-    <w:p>
-      <w:pPr>
-        <w:rPr>
-          <w:rFonts w:hint="eastAsia"/>
-        </w:rPr>
-      </w:pPr>
-      <w:r>
-        <w:rPr>
-          <w:rFonts w:hint="eastAsia"/>
-        </w:rPr>
-        <w:t>*   统计双方战场上生命值&gt;0的召唤物数量。</w:t>
-      </w:r>
-    </w:p>
-    <w:p>
-      <w:pPr>
-        <w:rPr>
-          <w:rFonts w:hint="eastAsia"/>
-        </w:rPr>
-      </w:pPr>
-      <w:r>
-        <w:rPr>
-          <w:rFonts w:hint="eastAsia"/>
-        </w:rPr>
-        <w:t>*   数量多的一方，对敌方玩家造成 **（数量差）** 点伤害。</w:t>
-      </w:r>
-    </w:p>
-    <w:p>
-      <w:pPr>
-        <w:rPr>
-          <w:rFonts w:hint="eastAsia"/>
-        </w:rPr>
-      </w:pPr>
-    </w:p>
-    <w:p>
-      <w:pPr>
-        <w:rPr>
-          <w:rFonts w:hint="eastAsia"/>
-        </w:rPr>
-      </w:pPr>
-      <w:r>
-        <w:rPr>
-          <w:rFonts w:hint="eastAsia"/>
-        </w:rPr>
-        <w:t>**4.6 玩家最终伤害判定**</w:t>
-      </w:r>
-    </w:p>
-    <w:p>
-      <w:pPr>
-        <w:rPr>
-          <w:rFonts w:hint="eastAsia"/>
-        </w:rPr>
-      </w:pPr>
-      <w:r>
-        <w:rPr>
-          <w:rFonts w:hint="eastAsia"/>
-        </w:rPr>
-        <w:t>*   合计每位玩家在本战斗回合受到的所有**空打伤害**与**存活对比伤害**。</w:t>
-      </w:r>
-    </w:p>
-    <w:p>
-      <w:pPr>
-        <w:rPr>
-          <w:rFonts w:hint="eastAsia"/>
-        </w:rPr>
-      </w:pPr>
-      <w:r>
-        <w:rPr>
-          <w:rFonts w:hint="eastAsia"/>
-        </w:rPr>
-        <w:t>*   将双方玩家的合计伤害值**相减**。</w:t>
-      </w:r>
-    </w:p>
-    <w:p>
-      <w:pPr>
-        <w:rPr>
-          <w:rFonts w:hint="eastAsia"/>
-        </w:rPr>
-      </w:pPr>
-      <w:r>
-        <w:rPr>
-          <w:rFonts w:hint="eastAsia"/>
-        </w:rPr>
-        <w:t>*   **只有数值较高的一方承受差值伤害，数值较低的一方本回合承受0点伤害。**</w:t>
-      </w:r>
-    </w:p>
-    <w:p>
-      <w:pPr>
-        <w:rPr>
-          <w:rFonts w:hint="eastAsia"/>
-        </w:rPr>
-      </w:pPr>
-    </w:p>
-    <w:p>
-      <w:pPr>
-        <w:rPr>
-          <w:rFonts w:hint="eastAsia"/>
-        </w:rPr>
-      </w:pPr>
-      <w:r>
-        <w:rPr>
-          <w:rFonts w:hint="eastAsia"/>
-        </w:rPr>
-        <w:t>#### **第五章：特性系统与触发时序**</w:t>
-      </w:r>
-    </w:p>
-    <w:p>
-      <w:pPr>
-        <w:rPr>
-          <w:rFonts w:hint="eastAsia"/>
-        </w:rPr>
-      </w:pPr>
-    </w:p>
-    <w:p>
-      <w:pPr>
-        <w:rPr>
-          <w:rFonts w:hint="eastAsia"/>
-        </w:rPr>
-      </w:pPr>
-      <w:r>
-        <w:rPr>
-          <w:rFonts w:hint="eastAsia"/>
-        </w:rPr>
-        <w:t>**5.1 特性关键词与触发时机**</w:t>
-      </w:r>
-    </w:p>
-    <w:p>
-      <w:pPr>
-        <w:rPr>
-          <w:rFonts w:hint="eastAsia"/>
-        </w:rPr>
-      </w:pPr>
-      <w:r>
-        <w:rPr>
-          <w:rFonts w:hint="eastAsia"/>
-        </w:rPr>
-        <w:t>*   **进场**：在召唤物**成功置于战场后**触发。</w:t>
-      </w:r>
-    </w:p>
-    <w:p>
-      <w:pPr>
-        <w:rPr>
-          <w:rFonts w:hint="eastAsia"/>
-        </w:rPr>
-      </w:pPr>
-      <w:r>
-        <w:rPr>
-          <w:rFonts w:hint="eastAsia"/>
-        </w:rPr>
-        <w:t xml:space="preserve">    *   **结算顺序**：**监听进场效果 &gt; 自身进场效果**。</w:t>
-      </w:r>
-    </w:p>
-    <w:p>
-      <w:pPr>
-        <w:rPr>
-          <w:rFonts w:hint="eastAsia"/>
-        </w:rPr>
-      </w:pPr>
-      <w:r>
-        <w:rPr>
-          <w:rFonts w:hint="eastAsia"/>
-        </w:rPr>
-        <w:t>*   **先手**：在**战斗回合开始后、召唤物攻击前**的独立阶段触发。</w:t>
-      </w:r>
-    </w:p>
-    <w:p>
-      <w:pPr>
-        <w:rPr>
-          <w:rFonts w:hint="eastAsia"/>
-        </w:rPr>
-      </w:pPr>
-      <w:r>
-        <w:rPr>
-          <w:rFonts w:hint="eastAsia"/>
-        </w:rPr>
-        <w:t>*   **退场**：当召唤物**离场后**触发。</w:t>
-      </w:r>
-    </w:p>
-    <w:p>
-      <w:pPr>
-        <w:rPr>
-          <w:rFonts w:hint="eastAsia"/>
-        </w:rPr>
-      </w:pPr>
-      <w:r>
-        <w:rPr>
-          <w:rFonts w:hint="eastAsia"/>
-        </w:rPr>
-        <w:t>*   **主动退场**：当召唤物因其他召唤物或法术的效果直接移除（非因伤害）而离场时触发。与“退场”互斥（触发其一则不触发另一）。</w:t>
-      </w:r>
-    </w:p>
-    <w:p>
-      <w:pPr>
-        <w:rPr>
-          <w:rFonts w:hint="eastAsia"/>
-        </w:rPr>
-      </w:pPr>
-      <w:r>
-        <w:rPr>
-          <w:rFonts w:hint="eastAsia"/>
-        </w:rPr>
-        <w:t>若一个效果在描述中明确声明其造成的退场 “不视为主动退场”，则无论其是否满足上述“主动退场”的定义，该次退场在规则分类上均不被视为“主动退场”。</w:t>
-      </w:r>
-    </w:p>
-    <w:p>
-      <w:pPr>
-        <w:rPr>
-          <w:rFonts w:hint="eastAsia"/>
-        </w:rPr>
-      </w:pPr>
-    </w:p>
-    <w:p>
-      <w:pPr>
-        <w:rPr>
-          <w:rFonts w:hint="eastAsia"/>
-        </w:rPr>
-      </w:pPr>
-      <w:r>
-        <w:rPr>
-          <w:rFonts w:hint="eastAsia"/>
-        </w:rPr>
-        <w:t>此次退场通常会被归类为 “退场”，并触发相应的“退场”特性（除非另有说明）。</w:t>
-      </w:r>
-    </w:p>
-    <w:p>
-      <w:pPr>
-        <w:rPr>
-          <w:rFonts w:hint="eastAsia"/>
-        </w:rPr>
-      </w:pPr>
+        <w:t xml:space="preserve">    *   **可移动性**：护盾随单位在**战场格子间移动**而保留。</w:t>
+      </w:r>
+    </w:p>
+    <w:p>
+      <w:pPr>
+        <w:rPr>
+          <w:rFonts w:hint="eastAsia"/>
+        </w:rPr>
+      </w:pPr>
+      <w:r>
+        <w:rPr>
+          <w:rFonts w:hint="eastAsia"/>
+        </w:rPr>
+        <w:t xml:space="preserve">    *   **可移除性**：单位**离开战场**时，其身上的护盾立即消失。</w:t>
+      </w:r>
+    </w:p>
+    <w:p>
+      <w:pPr>
+        <w:rPr>
+          <w:rFonts w:hint="eastAsia"/>
+        </w:rPr>
+      </w:pPr>
+      <w:r>
+        <w:rPr>
+          <w:rFonts w:hint="eastAsia"/>
+        </w:rPr>
+        <w:t xml:space="preserve">    *   **多种变体**：存在不同持续时间的护盾，如“可一直拥有”、“战斗回合结束消失”、“战斗回合开始消失”等。</w:t>
+      </w:r>
+    </w:p>
+    <w:p>
+      <w:pPr>
+        <w:rPr>
+          <w:rFonts w:hint="eastAsia"/>
+        </w:rPr>
+      </w:pPr>
+    </w:p>
+    <w:p>
+      <w:pPr>
+        <w:rPr>
+          <w:rFonts w:hint="eastAsia"/>
+        </w:rPr>
+      </w:pPr>
+      <w:r>
+        <w:rPr>
+          <w:rFonts w:hint="eastAsia"/>
+        </w:rPr>
+        <w:t>**6.3 血歌**</w:t>
+      </w:r>
+    </w:p>
+    <w:p>
+      <w:pPr>
+        <w:rPr>
+          <w:rFonts w:hint="eastAsia"/>
+        </w:rPr>
+      </w:pPr>
+      <w:r>
+        <w:rPr>
+          <w:rFonts w:hint="eastAsia"/>
+        </w:rPr>
+        <w:t>*   **作为特性**：打出此卡时，玩家可选择**用生命值等额替代能量**支付费用。**必须全额替代，不可混合支付**。</w:t>
+      </w:r>
+    </w:p>
+    <w:p>
+      <w:pPr>
+        <w:rPr>
+          <w:rFonts w:hint="eastAsia"/>
+        </w:rPr>
+      </w:pPr>
+      <w:r>
+        <w:rPr>
+          <w:rFonts w:hint="eastAsia"/>
+        </w:rPr>
+        <w:t>*   **作为前缀**：</w:t>
+      </w:r>
+    </w:p>
+    <w:p>
+      <w:pPr>
+        <w:rPr>
+          <w:rFonts w:hint="eastAsia"/>
+        </w:rPr>
+      </w:pPr>
+      <w:r>
+        <w:rPr>
+          <w:rFonts w:hint="eastAsia"/>
+        </w:rPr>
+        <w:t xml:space="preserve">    *   拥有此前缀的单位自带“血歌”特性。</w:t>
+      </w:r>
+    </w:p>
+    <w:p>
+      <w:pPr>
+        <w:rPr>
+          <w:rFonts w:hint="eastAsia"/>
+        </w:rPr>
+      </w:pPr>
+      <w:r>
+        <w:rPr>
+          <w:rFonts w:hint="eastAsia"/>
+        </w:rPr>
+        <w:t xml:space="preserve">    *   **传染机制**：当敌方召唤物退场**后**，若该退场受到了己方任意血歌前缀”单位造成的伤害**（无论是否致命伤，参与即算），则你可为己方场上或手牌中一个单位**附加“血歌”前缀**（及特性）。</w:t>
+      </w:r>
+    </w:p>
+    <w:p>
+      <w:pPr>
+        <w:rPr>
+          <w:rFonts w:hint="eastAsia"/>
+        </w:rPr>
+      </w:pPr>
+    </w:p>
+    <w:p>
+      <w:pPr>
+        <w:rPr>
+          <w:rFonts w:hint="eastAsia"/>
+        </w:rPr>
+      </w:pPr>
+      <w:r>
+        <w:rPr>
+          <w:rFonts w:hint="eastAsia"/>
+        </w:rPr>
+        <w:t>**6.4 光环与持续效果**</w:t>
+      </w:r>
+    </w:p>
+    <w:p>
+      <w:pPr>
+        <w:rPr>
+          <w:rFonts w:hint="eastAsia"/>
+        </w:rPr>
+      </w:pPr>
+      <w:r>
+        <w:rPr>
+          <w:rFonts w:hint="eastAsia"/>
+        </w:rPr>
+        <w:t>*   **规则（以智者为判例）**：</w:t>
+      </w:r>
+    </w:p>
+    <w:p>
+      <w:pPr>
+        <w:rPr>
+          <w:rFonts w:hint="eastAsia"/>
+        </w:rPr>
+      </w:pPr>
+      <w:r>
+        <w:rPr>
+          <w:rFonts w:hint="eastAsia"/>
+        </w:rPr>
+        <w:t xml:space="preserve">    *   当具有持续光环效果的单位退场时，光环即时失效。</w:t>
+      </w:r>
+    </w:p>
+    <w:p>
+      <w:pPr>
+        <w:rPr>
+          <w:rFonts w:hint="eastAsia"/>
+        </w:rPr>
+      </w:pPr>
+      <w:r>
+        <w:rPr>
+          <w:rFonts w:hint="eastAsia"/>
+        </w:rPr>
+        <w:t xml:space="preserve">    *   **已在其他单位身上生效的增益效果不予撤销，将保留至受增益单位自身退场。**</w:t>
+      </w:r>
+    </w:p>
+    <w:p>
+      <w:pPr>
+        <w:rPr>
+          <w:rFonts w:hint="eastAsia"/>
+        </w:rPr>
+      </w:pPr>
+      <w:r>
+        <w:rPr>
+          <w:rFonts w:hint="eastAsia"/>
+        </w:rPr>
+        <w:t xml:space="preserve">    *   光环失效后，新进场的单位不再获得加成。</w:t>
+      </w:r>
+    </w:p>
+    <w:p>
+      <w:pPr>
+        <w:rPr>
+          <w:rFonts w:hint="eastAsia"/>
+        </w:rPr>
+      </w:pPr>
+    </w:p>
+    <w:p>
+      <w:pPr>
+        <w:rPr>
+          <w:rFonts w:hint="eastAsia"/>
+        </w:rPr>
+      </w:pPr>
+      <w:r>
+        <w:rPr>
+          <w:rFonts w:hint="eastAsia"/>
+        </w:rPr>
+        <w:t>#### **第七章：反制法術系统**</w:t>
+      </w:r>
+    </w:p>
+    <w:p>
+      <w:pPr>
+        <w:rPr>
+          <w:rFonts w:hint="eastAsia"/>
+        </w:rPr>
+      </w:pPr>
+    </w:p>
+    <w:p>
+      <w:pPr>
+        <w:rPr>
+          <w:rFonts w:hint="eastAsia"/>
+        </w:rPr>
+      </w:pPr>
+      <w:r>
+        <w:rPr>
+          <w:rFonts w:hint="eastAsia"/>
+        </w:rPr>
+        <w:t>**7.1 打出**</w:t>
+      </w:r>
+    </w:p>
+    <w:p>
+      <w:pPr>
+        <w:rPr>
+          <w:rFonts w:hint="eastAsia"/>
+        </w:rPr>
+      </w:pPr>
+      <w:r>
+        <w:rPr>
+          <w:rFonts w:hint="eastAsia"/>
+        </w:rPr>
+        <w:t>*   将反制</w:t>
+      </w:r>
+      <w:r>
+        <w:rPr>
+          <w:rFonts w:hint="eastAsia"/>
+        </w:rPr>
+        <w:t>法术</w:t>
+      </w:r>
+      <w:r>
+        <w:rPr>
+          <w:rFonts w:hint="eastAsia"/>
+        </w:rPr>
+        <w:t>置入反制牌区，**不立即支付费用**。</w:t>
+      </w:r>
+    </w:p>
+    <w:p>
+      <w:pPr>
+        <w:rPr>
+          <w:rFonts w:hint="eastAsia"/>
+        </w:rPr>
+      </w:pPr>
+      <w:r>
+        <w:rPr>
+          <w:rFonts w:hint="eastAsia"/>
+        </w:rPr>
+        <w:t>*   必须**声明支付方式**：**能量**或**生命值**（若卡牌有血歌特性）。</w:t>
+      </w:r>
+    </w:p>
+    <w:p>
+      <w:pPr>
+        <w:rPr>
+          <w:rFonts w:hint="eastAsia"/>
+        </w:rPr>
+      </w:pPr>
+    </w:p>
+    <w:p>
+      <w:pPr>
+        <w:rPr>
+          <w:rFonts w:hint="eastAsia"/>
+        </w:rPr>
+      </w:pPr>
+      <w:r>
+        <w:rPr>
+          <w:rFonts w:hint="eastAsia"/>
+        </w:rPr>
+        <w:t>**7.2 存在与触发**</w:t>
+      </w:r>
     </w:p>
     <w:p>
       <w:pPr>
@@ -2652,884 +3563,6 @@
           <w:rFonts w:hint="eastAsia"/>
         </w:rPr>
         <w:lastRenderedPageBreak/>
-        <w:t>此声明仅为分类排除，并非禁止触发，因此不影响“未弃之人”等效果将其替换为“主动退场”。</w:t>
-      </w:r>
-    </w:p>
-    <w:p>
-      <w:pPr>
-        <w:rPr>
-          <w:rFonts w:hint="eastAsia"/>
-        </w:rPr>
-      </w:pPr>
-      <w:r>
-        <w:rPr>
-          <w:rFonts w:hint="eastAsia"/>
-        </w:rPr>
-        <w:t>*   **反击**：当召唤物因受到敌方召唤物的伤害而退场后触发。</w:t>
-      </w:r>
-    </w:p>
-    <w:p>
-      <w:pPr>
-        <w:rPr>
-          <w:rFonts w:hint="eastAsia"/>
-        </w:rPr>
-      </w:pPr>
-      <w:r>
-        <w:rPr>
-          <w:rFonts w:hint="eastAsia"/>
-        </w:rPr>
-        <w:t>*   **抛置**：玩家在己方主回合的主动操作，使一个己方召唤物退场。触发 **“抛置”** 特性与 **“退场”** 特性（</w:t>
-      </w:r>
-      <w:r>
-        <w:rPr>
-          <w:rFonts w:hint="eastAsia"/>
-        </w:rPr>
-        <w:t>注意：此操作</w:t>
-      </w:r>
-      <w:r>
-        <w:rPr>
-          <w:rFonts w:hint="eastAsia"/>
-        </w:rPr>
-        <w:t>非主动退场）。</w:t>
-      </w:r>
-    </w:p>
-    <w:p>
-      <w:pPr>
-        <w:rPr>
-          <w:rFonts w:hint="eastAsia"/>
-        </w:rPr>
-      </w:pPr>
-    </w:p>
-    <w:p>
-      <w:pPr>
-        <w:rPr>
-          <w:rFonts w:hint="eastAsia"/>
-        </w:rPr>
-      </w:pPr>
-      <w:r>
-        <w:rPr>
-          <w:rFonts w:hint="eastAsia"/>
-        </w:rPr>
-        <w:t>**5.2 “表现为同时”的结算顺序**</w:t>
-      </w:r>
-    </w:p>
-    <w:p>
-      <w:pPr>
-        <w:rPr>
-          <w:rFonts w:hint="eastAsia"/>
-        </w:rPr>
-      </w:pPr>
-      <w:r>
-        <w:rPr>
-          <w:rFonts w:hint="eastAsia"/>
-        </w:rPr>
-        <w:t>当多个效果在同一游戏时点（如“下一大轮开始”）触发时，按以下**阶段顺序**处理，阶段内视为“同时”：</w:t>
-      </w:r>
-    </w:p>
-    <w:p>
-      <w:pPr>
-        <w:rPr>
-          <w:rFonts w:hint="eastAsia"/>
-        </w:rPr>
-      </w:pPr>
-      <w:r>
-        <w:rPr>
-          <w:rFonts w:hint="eastAsia"/>
-        </w:rPr>
-        <w:t>1.  **资源变动阶段**：处理抽牌、摸牌、消耗牌等。若需消耗多张牌，按**卡牌编号从</w:t>
-      </w:r>
-      <w:r>
-        <w:rPr>
-          <w:rFonts w:hint="eastAsia"/>
-        </w:rPr>
-        <w:t>小</w:t>
-      </w:r>
-      <w:r>
-        <w:rPr>
-          <w:rFonts w:hint="eastAsia"/>
-        </w:rPr>
-        <w:t>到</w:t>
-      </w:r>
-      <w:r>
-        <w:rPr>
-          <w:rFonts w:hint="eastAsia"/>
-        </w:rPr>
-        <w:t>大</w:t>
-      </w:r>
-      <w:r>
-        <w:rPr>
-          <w:rFonts w:hint="eastAsia"/>
-        </w:rPr>
-        <w:t>**依次决定。</w:t>
-      </w:r>
-    </w:p>
-    <w:p>
-      <w:pPr>
-        <w:rPr>
-          <w:rFonts w:hint="eastAsia"/>
-        </w:rPr>
-      </w:pPr>
-      <w:r>
-        <w:rPr>
-          <w:rFonts w:hint="eastAsia"/>
-        </w:rPr>
-        <w:t>2.  **数值结算阶段**：</w:t>
-      </w:r>
-      <w:r>
-        <w:rPr>
-          <w:rFonts w:hint="eastAsia"/>
-        </w:rPr>
-        <w:t>效果预处理：在此阶段开始前，每个独立的治疗效果或伤害效果，都先根据其自身规则或全局修正规则（如“单次生命值变动最高为1”）计算出其最终数值。</w:t>
-      </w:r>
-    </w:p>
-    <w:p>
-      <w:pPr>
-        <w:rPr>
-          <w:rFonts w:hint="eastAsia"/>
-        </w:rPr>
-      </w:pPr>
-      <w:r>
-        <w:rPr>
-          <w:rFonts w:hint="eastAsia"/>
-        </w:rPr>
-        <w:t>合并计算：将所有作用于同一单位的预处理后的治疗值（正数）与伤害值（负数）进行代数求和，得到该单位的生命值净变动值。</w:t>
-      </w:r>
-    </w:p>
-    <w:p>
-      <w:pPr>
-        <w:rPr>
-          <w:rFonts w:hint="eastAsia"/>
-        </w:rPr>
-      </w:pPr>
-      <w:r>
-        <w:rPr>
-          <w:rFonts w:hint="eastAsia"/>
-        </w:rPr>
-        <w:t>应用结果：将此净变动值一次性应用于该单位的当前生命值。</w:t>
-      </w:r>
-    </w:p>
-    <w:p>
-      <w:pPr>
-        <w:rPr>
-          <w:rFonts w:hint="eastAsia"/>
-        </w:rPr>
-      </w:pPr>
-      <w:r>
-        <w:rPr>
-          <w:rFonts w:hint="eastAsia"/>
-        </w:rPr>
-        <w:t>递归触发：此阶段内造成的伤害或治疗，会立即递归触发新的“数值结算阶段”。</w:t>
-      </w:r>
-      <w:r>
-        <w:rPr>
-          <w:rFonts w:hint="eastAsia"/>
-        </w:rPr>
-        <w:t xml:space="preserve">3.  **特性触发阶段：处理进场 → 退场 → </w:t>
-      </w:r>
-      <w:r>
-        <w:rPr>
-          <w:rFonts w:hint="eastAsia"/>
-        </w:rPr>
-        <w:t>递归导致的</w:t>
-      </w:r>
-      <w:r>
-        <w:rPr>
-          <w:rFonts w:hint="eastAsia"/>
-        </w:rPr>
-        <w:t>特性。本阶段内触发的效果，可能递归进入前两个阶段。</w:t>
-      </w:r>
-    </w:p>
-    <w:p>
-      <w:pPr>
-        <w:rPr>
-          <w:rFonts w:hint="eastAsia"/>
-        </w:rPr>
-      </w:pPr>
-      <w:r>
-        <w:rPr>
-          <w:rFonts w:hint="eastAsia"/>
-        </w:rPr>
-        <w:t>同时结算的确定性顺序：为确保游戏状态的确定性，当同一阶段内多个效果需要结算且无特殊说明时，其结算顺序按以下规则确定：</w:t>
-      </w:r>
-    </w:p>
-    <w:p>
-      <w:pPr>
-        <w:rPr>
-          <w:rFonts w:hint="eastAsia"/>
-        </w:rPr>
-      </w:pPr>
-    </w:p>
-    <w:p>
-      <w:pPr>
-        <w:rPr>
-          <w:rFonts w:hint="eastAsia"/>
-        </w:rPr>
-      </w:pPr>
-      <w:r>
-        <w:rPr>
-          <w:rFonts w:hint="eastAsia"/>
-        </w:rPr>
-        <w:t>若效果来自卡牌或单位，按其编号从小到大的顺序结算。</w:t>
-      </w:r>
-    </w:p>
-    <w:p>
-      <w:pPr>
-        <w:rPr>
-          <w:rFonts w:hint="eastAsia"/>
-        </w:rPr>
-      </w:pPr>
-    </w:p>
-    <w:p>
-      <w:pPr>
-        <w:rPr>
-          <w:rFonts w:hint="eastAsia"/>
-        </w:rPr>
-      </w:pPr>
-      <w:r>
-        <w:rPr>
-          <w:rFonts w:hint="eastAsia"/>
-        </w:rPr>
-        <w:t>若效果来自不同玩家，按</w:t>
-      </w:r>
-      <w:r>
-        <w:rPr>
-          <w:rFonts w:hint="eastAsia"/>
-        </w:rPr>
-        <w:t>当前阶段先手玩家到后手玩家</w:t>
-      </w:r>
-      <w:r>
-        <w:rPr>
-          <w:rFonts w:hint="eastAsia"/>
-        </w:rPr>
-        <w:t>的顺序结算。</w:t>
-      </w:r>
-    </w:p>
-    <w:p>
-      <w:pPr>
-        <w:rPr>
-          <w:rFonts w:hint="eastAsia"/>
-        </w:rPr>
-      </w:pPr>
-    </w:p>
-    <w:p>
-      <w:pPr>
-        <w:rPr>
-          <w:rFonts w:hint="eastAsia"/>
-        </w:rPr>
-      </w:pPr>
-      <w:r>
-        <w:rPr>
-          <w:rFonts w:hint="eastAsia"/>
-        </w:rPr>
-        <w:t>此默认顺序不改变效果“同时触发”的性质，仅用于解决结算歧义。</w:t>
-      </w:r>
-    </w:p>
-    <w:p>
-      <w:pPr>
-        <w:rPr>
-          <w:rFonts w:hint="eastAsia"/>
-        </w:rPr>
-      </w:pPr>
-      <w:r>
-        <w:rPr>
-          <w:rFonts w:hint="eastAsia"/>
-        </w:rPr>
-        <w:t>**5.3 特性作用的默认对象**</w:t>
-      </w:r>
-    </w:p>
-    <w:p>
-      <w:pPr>
-        <w:rPr>
-          <w:rFonts w:hint="eastAsia"/>
-        </w:rPr>
-      </w:pPr>
-      <w:r>
-        <w:rPr>
-          <w:rFonts w:hint="eastAsia"/>
-        </w:rPr>
-        <w:t>*   效果描述中未指明目标的资源操作（如“抽1”、“+1能量”），默认对象为**效果发</w:t>
-      </w:r>
-      <w:r>
-        <w:rPr>
-          <w:rFonts w:hint="eastAsia"/>
-        </w:rPr>
-        <w:lastRenderedPageBreak/>
-        <w:t>动者自身或其所操控的一方**。</w:t>
-      </w:r>
-    </w:p>
-    <w:p>
-      <w:pPr>
-        <w:rPr>
-          <w:rFonts w:hint="eastAsia"/>
-        </w:rPr>
-      </w:pPr>
-      <w:r>
-        <w:rPr>
-          <w:rFonts w:hint="eastAsia"/>
-        </w:rPr>
-        <w:t>*   增益格式“+N+M”默认为 **“+N</w:t>
-      </w:r>
-      <w:r>
-        <w:rPr>
-          <w:rFonts w:hint="eastAsia"/>
-        </w:rPr>
-        <w:t>当前</w:t>
-      </w:r>
-      <w:r>
-        <w:rPr>
-          <w:rFonts w:hint="eastAsia"/>
-        </w:rPr>
-        <w:t>生命值</w:t>
-      </w:r>
-      <w:r>
-        <w:rPr>
-          <w:rFonts w:hint="eastAsia"/>
-        </w:rPr>
-        <w:t>（+N当前生命值上限</w:t>
-      </w:r>
-      <w:r>
-        <w:rPr>
-          <w:rFonts w:hint="eastAsia"/>
-        </w:rPr>
-        <w:t>， +M</w:t>
-      </w:r>
-      <w:r>
-        <w:rPr>
-          <w:rFonts w:hint="eastAsia"/>
-        </w:rPr>
-        <w:t>当前</w:t>
-      </w:r>
-      <w:r>
-        <w:rPr>
-          <w:rFonts w:hint="eastAsia"/>
-        </w:rPr>
-        <w:t>攻击力”**。</w:t>
-      </w:r>
-    </w:p>
-    <w:p>
-      <w:pPr>
-        <w:rPr>
-          <w:rFonts w:hint="eastAsia"/>
-        </w:rPr>
-      </w:pPr>
-    </w:p>
-    <w:p>
-      <w:pPr>
-        <w:rPr>
-          <w:rFonts w:hint="eastAsia"/>
-        </w:rPr>
-      </w:pPr>
-      <w:r>
-        <w:rPr>
-          <w:rFonts w:hint="eastAsia"/>
-        </w:rPr>
-        <w:t>#### **第六章：核心机制详解**</w:t>
-      </w:r>
-    </w:p>
-    <w:p>
-      <w:pPr>
-        <w:rPr>
-          <w:rFonts w:hint="eastAsia"/>
-        </w:rPr>
-      </w:pPr>
-    </w:p>
-    <w:p>
-      <w:pPr>
-        <w:rPr>
-          <w:rFonts w:hint="eastAsia"/>
-        </w:rPr>
-      </w:pPr>
-      <w:r>
-        <w:rPr>
-          <w:rFonts w:hint="eastAsia"/>
-        </w:rPr>
-        <w:t>**6.1 附着**</w:t>
-      </w:r>
-    </w:p>
-    <w:p>
-      <w:pPr>
-        <w:rPr>
-          <w:rFonts w:hint="eastAsia"/>
-        </w:rPr>
-      </w:pPr>
-      <w:r>
-        <w:rPr>
-          <w:rFonts w:hint="eastAsia"/>
-        </w:rPr>
-        <w:t>*   **定义**：拥有“附着”特性的召唤物，可作为状态置于另一友方召唤物（宿主）身上。</w:t>
-      </w:r>
-      <w:r>
-        <w:rPr>
-          <w:rFonts w:hint="eastAsia"/>
-        </w:rPr>
-        <w:t>若</w:t>
-      </w:r>
-      <w:r>
-        <w:rPr>
-          <w:rFonts w:hint="eastAsia"/>
-        </w:rPr>
-        <w:t>基础生命值&gt;0，可选择不附着而独立上场。</w:t>
-      </w:r>
-    </w:p>
-    <w:p>
-      <w:pPr>
-        <w:rPr>
-          <w:rFonts w:hint="eastAsia"/>
-        </w:rPr>
-      </w:pPr>
-      <w:r>
-        <w:rPr>
-          <w:rFonts w:hint="eastAsia"/>
-        </w:rPr>
-        <w:t>*   **核心规则**：</w:t>
-      </w:r>
-    </w:p>
-    <w:p>
-      <w:pPr>
-        <w:rPr>
-          <w:rFonts w:hint="eastAsia"/>
-        </w:rPr>
-      </w:pPr>
-      <w:r>
-        <w:rPr>
-          <w:rFonts w:hint="eastAsia"/>
-        </w:rPr>
-        <w:t xml:space="preserve">    *   **独立实体**：附着物是独立单位。它**不会受到伤害**，**不计入存活人数**，**不参与场上数值比较**。</w:t>
-      </w:r>
-    </w:p>
-    <w:p>
-      <w:pPr>
-        <w:rPr>
-          <w:rFonts w:hint="eastAsia"/>
-        </w:rPr>
-      </w:pPr>
-      <w:r>
-        <w:rPr>
-          <w:rFonts w:hint="eastAsia"/>
-        </w:rPr>
-        <w:t xml:space="preserve">    *   **分离结算**：宿主退场时，附着物立即分离，**分别**结算各自的退场相关特性。</w:t>
-      </w:r>
-      <w:r>
-        <w:rPr>
-          <w:rFonts w:hint="eastAsia"/>
-        </w:rPr>
-        <w:t>注意，分离的附着物退场来源是宿主而不是导致宿主退场的来源。</w:t>
-      </w:r>
-    </w:p>
-    <w:p>
-      <w:pPr>
-        <w:rPr>
-          <w:rFonts w:hint="eastAsia"/>
-        </w:rPr>
-      </w:pPr>
-      <w:r>
-        <w:rPr>
-          <w:rFonts w:hint="eastAsia"/>
-        </w:rPr>
-        <w:t xml:space="preserve">    *   **增益独立性**：</w:t>
-      </w:r>
-      <w:r>
-        <w:rPr>
-          <w:rFonts w:hint="eastAsia"/>
-        </w:rPr>
-        <w:t>附着物提供的增益（如+1+1）在附着时即直接赋予宿主。该增益不会因附着物的退场而立即撤销，但其是否在宿主退场时保留，遵循 2.3 退场重置铁律（即，仅当增益效果被明确描述为“永久”或“基础”时才会保留）。</w:t>
-      </w:r>
-    </w:p>
-    <w:p>
-      <w:pPr>
-        <w:rPr>
-          <w:rFonts w:hint="eastAsia"/>
-        </w:rPr>
-      </w:pPr>
-      <w:r>
-        <w:rPr>
-          <w:rFonts w:hint="eastAsia"/>
-        </w:rPr>
-        <w:t xml:space="preserve">    *   **数值免疫**：附着物**不会**受到任何**数值形式**的增益或减益影响（如+1+1光环）。但仍受非数值状态影响（如获得护盾、添加前缀）。</w:t>
-      </w:r>
-    </w:p>
-    <w:p>
-      <w:pPr>
-        <w:rPr>
-          <w:rFonts w:hint="eastAsia"/>
-        </w:rPr>
-      </w:pPr>
-      <w:r>
-        <w:rPr>
-          <w:rFonts w:hint="eastAsia"/>
-        </w:rPr>
-        <w:t>*   **灵能前缀**：所有“灵能”前缀单位均带有“附着”特性，</w:t>
-      </w:r>
-    </w:p>
-    <w:p>
-      <w:pPr>
-        <w:rPr>
-          <w:rFonts w:hint="eastAsia"/>
-        </w:rPr>
-      </w:pPr>
-    </w:p>
-    <w:p>
-      <w:pPr>
-        <w:rPr>
-          <w:rFonts w:hint="eastAsia"/>
-        </w:rPr>
-      </w:pPr>
-      <w:r>
-        <w:rPr>
-          <w:rFonts w:hint="eastAsia"/>
-        </w:rPr>
-        <w:t>**6.2 护盾**</w:t>
-      </w:r>
-    </w:p>
-    <w:p>
-      <w:pPr>
-        <w:rPr>
-          <w:rFonts w:hint="eastAsia"/>
-        </w:rPr>
-      </w:pPr>
-      <w:r>
-        <w:rPr>
-          <w:rFonts w:hint="eastAsia"/>
-        </w:rPr>
-        <w:t>*   **核心效果**：为拥有“护盾”的单位**抵挡一次伤害**，无论该伤害数值多少</w:t>
-      </w:r>
-      <w:r>
-        <w:rPr>
-          <w:rFonts w:hint="eastAsia"/>
-        </w:rPr>
-        <w:t>（哪怕为0）</w:t>
-      </w:r>
-      <w:r>
-        <w:rPr>
-          <w:rFonts w:hint="eastAsia"/>
-        </w:rPr>
-        <w:t>，抵挡后护盾消耗。</w:t>
-      </w:r>
-    </w:p>
-    <w:p>
-      <w:pPr>
-        <w:rPr>
-          <w:rFonts w:hint="eastAsia"/>
-        </w:rPr>
-      </w:pPr>
-      <w:r>
-        <w:rPr>
-          <w:rFonts w:hint="eastAsia"/>
-        </w:rPr>
-        <w:t>*   **核心规则**：</w:t>
-      </w:r>
-    </w:p>
-    <w:p>
-      <w:pPr>
-        <w:rPr>
-          <w:rFonts w:hint="eastAsia"/>
-        </w:rPr>
-      </w:pPr>
-      <w:r>
-        <w:rPr>
-          <w:rFonts w:hint="eastAsia"/>
-        </w:rPr>
-        <w:t xml:space="preserve">    *   **唯一性**：一个单位同时只能有一个护盾。</w:t>
-      </w:r>
-    </w:p>
-    <w:p>
-      <w:pPr>
-        <w:rPr>
-          <w:rFonts w:hint="eastAsia"/>
-        </w:rPr>
-      </w:pPr>
-      <w:r>
-        <w:rPr>
-          <w:rFonts w:hint="eastAsia"/>
-        </w:rPr>
-        <w:t xml:space="preserve">    *   **可移动性**：护盾随单位在**战场格子间移动**而保留。</w:t>
-      </w:r>
-    </w:p>
-    <w:p>
-      <w:pPr>
-        <w:rPr>
-          <w:rFonts w:hint="eastAsia"/>
-        </w:rPr>
-      </w:pPr>
-      <w:r>
-        <w:rPr>
-          <w:rFonts w:hint="eastAsia"/>
-        </w:rPr>
-        <w:t xml:space="preserve">    *   **可移除性**：单位**离开战场**时，其身上的护盾立即消失。</w:t>
-      </w:r>
-    </w:p>
-    <w:p>
-      <w:pPr>
-        <w:rPr>
-          <w:rFonts w:hint="eastAsia"/>
-        </w:rPr>
-      </w:pPr>
-      <w:r>
-        <w:rPr>
-          <w:rFonts w:hint="eastAsia"/>
-        </w:rPr>
-        <w:t xml:space="preserve">    *   **多种变体**：存在不同持续时间的护盾，如“可一直拥有”、“战斗回合结束消</w:t>
-      </w:r>
-      <w:r>
-        <w:rPr>
-          <w:rFonts w:hint="eastAsia"/>
-        </w:rPr>
-        <w:lastRenderedPageBreak/>
-        <w:t>失”、“战斗回合开始消失”等。</w:t>
-      </w:r>
-    </w:p>
-    <w:p>
-      <w:pPr>
-        <w:rPr>
-          <w:rFonts w:hint="eastAsia"/>
-        </w:rPr>
-      </w:pPr>
-    </w:p>
-    <w:p>
-      <w:pPr>
-        <w:rPr>
-          <w:rFonts w:hint="eastAsia"/>
-        </w:rPr>
-      </w:pPr>
-      <w:r>
-        <w:rPr>
-          <w:rFonts w:hint="eastAsia"/>
-        </w:rPr>
-        <w:t>**6.3 血歌**</w:t>
-      </w:r>
-    </w:p>
-    <w:p>
-      <w:pPr>
-        <w:rPr>
-          <w:rFonts w:hint="eastAsia"/>
-        </w:rPr>
-      </w:pPr>
-      <w:r>
-        <w:rPr>
-          <w:rFonts w:hint="eastAsia"/>
-        </w:rPr>
-        <w:t>*   **作为特性**：打出此卡时，玩家可选择**用生命值等额替代能量**支付费用。**必须全额替代，不可混合支付**。</w:t>
-      </w:r>
-    </w:p>
-    <w:p>
-      <w:pPr>
-        <w:rPr>
-          <w:rFonts w:hint="eastAsia"/>
-        </w:rPr>
-      </w:pPr>
-      <w:r>
-        <w:rPr>
-          <w:rFonts w:hint="eastAsia"/>
-        </w:rPr>
-        <w:t>*   **作为前缀**：</w:t>
-      </w:r>
-    </w:p>
-    <w:p>
-      <w:pPr>
-        <w:rPr>
-          <w:rFonts w:hint="eastAsia"/>
-        </w:rPr>
-      </w:pPr>
-      <w:r>
-        <w:rPr>
-          <w:rFonts w:hint="eastAsia"/>
-        </w:rPr>
-        <w:t xml:space="preserve">    *   拥有此前缀的单位自带“血歌”特性。</w:t>
-      </w:r>
-    </w:p>
-    <w:p>
-      <w:pPr>
-        <w:rPr>
-          <w:rFonts w:hint="eastAsia"/>
-        </w:rPr>
-      </w:pPr>
-      <w:r>
-        <w:rPr>
-          <w:rFonts w:hint="eastAsia"/>
-        </w:rPr>
-        <w:t xml:space="preserve">    *   **传染机制**：当敌方召唤物退场**后**，若该退场受到了己方任意血歌前缀”单位造成的伤害**（无论是否致命伤，参与即算），则你可为己方场上或手牌中一个单位**附加“血歌”前缀**（及特性）。</w:t>
-      </w:r>
-    </w:p>
-    <w:p>
-      <w:pPr>
-        <w:rPr>
-          <w:rFonts w:hint="eastAsia"/>
-        </w:rPr>
-      </w:pPr>
-    </w:p>
-    <w:p>
-      <w:pPr>
-        <w:rPr>
-          <w:rFonts w:hint="eastAsia"/>
-        </w:rPr>
-      </w:pPr>
-      <w:r>
-        <w:rPr>
-          <w:rFonts w:hint="eastAsia"/>
-        </w:rPr>
-        <w:t>**6.4 光环与持续效果**</w:t>
-      </w:r>
-    </w:p>
-    <w:p>
-      <w:pPr>
-        <w:rPr>
-          <w:rFonts w:hint="eastAsia"/>
-        </w:rPr>
-      </w:pPr>
-      <w:r>
-        <w:rPr>
-          <w:rFonts w:hint="eastAsia"/>
-        </w:rPr>
-        <w:t>*   **规则（以智者为判例）**：</w:t>
-      </w:r>
-    </w:p>
-    <w:p>
-      <w:pPr>
-        <w:rPr>
-          <w:rFonts w:hint="eastAsia"/>
-        </w:rPr>
-      </w:pPr>
-      <w:r>
-        <w:rPr>
-          <w:rFonts w:hint="eastAsia"/>
-        </w:rPr>
-        <w:t xml:space="preserve">    *   当具有持续光环效果的单位退场时，光环即时失效。</w:t>
-      </w:r>
-    </w:p>
-    <w:p>
-      <w:pPr>
-        <w:rPr>
-          <w:rFonts w:hint="eastAsia"/>
-        </w:rPr>
-      </w:pPr>
-      <w:r>
-        <w:rPr>
-          <w:rFonts w:hint="eastAsia"/>
-        </w:rPr>
-        <w:t xml:space="preserve">    *   **已在其他单位身上生效的增益效果不予撤销，将保留至受增益单位自身退场。**</w:t>
-      </w:r>
-    </w:p>
-    <w:p>
-      <w:pPr>
-        <w:rPr>
-          <w:rFonts w:hint="eastAsia"/>
-        </w:rPr>
-      </w:pPr>
-      <w:r>
-        <w:rPr>
-          <w:rFonts w:hint="eastAsia"/>
-        </w:rPr>
-        <w:t xml:space="preserve">    *   光环失效后，新进场的单位不再获得加成。</w:t>
-      </w:r>
-    </w:p>
-    <w:p>
-      <w:pPr>
-        <w:rPr>
-          <w:rFonts w:hint="eastAsia"/>
-        </w:rPr>
-      </w:pPr>
-    </w:p>
-    <w:p>
-      <w:pPr>
-        <w:rPr>
-          <w:rFonts w:hint="eastAsia"/>
-        </w:rPr>
-      </w:pPr>
-      <w:r>
-        <w:rPr>
-          <w:rFonts w:hint="eastAsia"/>
-        </w:rPr>
-        <w:t>#### **第七章：反制法術系统**</w:t>
-      </w:r>
-    </w:p>
-    <w:p>
-      <w:pPr>
-        <w:rPr>
-          <w:rFonts w:hint="eastAsia"/>
-        </w:rPr>
-      </w:pPr>
-    </w:p>
-    <w:p>
-      <w:pPr>
-        <w:rPr>
-          <w:rFonts w:hint="eastAsia"/>
-        </w:rPr>
-      </w:pPr>
-      <w:r>
-        <w:rPr>
-          <w:rFonts w:hint="eastAsia"/>
-        </w:rPr>
-        <w:t>**7.1 打出**</w:t>
-      </w:r>
-    </w:p>
-    <w:p>
-      <w:pPr>
-        <w:rPr>
-          <w:rFonts w:hint="eastAsia"/>
-        </w:rPr>
-      </w:pPr>
-      <w:r>
-        <w:rPr>
-          <w:rFonts w:hint="eastAsia"/>
-        </w:rPr>
-        <w:t>*   将反制</w:t>
-      </w:r>
-      <w:r>
-        <w:rPr>
-          <w:rFonts w:hint="eastAsia"/>
-        </w:rPr>
-        <w:t>法术</w:t>
-      </w:r>
-      <w:r>
-        <w:rPr>
-          <w:rFonts w:hint="eastAsia"/>
-        </w:rPr>
-        <w:t>置入反制牌区，**不立即支付费用**。</w:t>
-      </w:r>
-    </w:p>
-    <w:p>
-      <w:pPr>
-        <w:rPr>
-          <w:rFonts w:hint="eastAsia"/>
-        </w:rPr>
-      </w:pPr>
-      <w:r>
-        <w:rPr>
-          <w:rFonts w:hint="eastAsia"/>
-        </w:rPr>
-        <w:t>*   必须**声明支付方式**：**能量**或**生命值**（若卡牌有血歌特性）。</w:t>
-      </w:r>
-    </w:p>
-    <w:p>
-      <w:pPr>
-        <w:rPr>
-          <w:rFonts w:hint="eastAsia"/>
-        </w:rPr>
-      </w:pPr>
-    </w:p>
-    <w:p>
-      <w:pPr>
-        <w:rPr>
-          <w:rFonts w:hint="eastAsia"/>
-        </w:rPr>
-      </w:pPr>
-      <w:r>
-        <w:rPr>
-          <w:rFonts w:hint="eastAsia"/>
-        </w:rPr>
-        <w:t>**7.2 存在与触发**</w:t>
-      </w:r>
-    </w:p>
-    <w:p>
-      <w:pPr>
-        <w:rPr>
-          <w:rFonts w:hint="eastAsia"/>
-        </w:rPr>
-      </w:pPr>
-      <w:r>
-        <w:rPr>
-          <w:rFonts w:hint="eastAsia"/>
-        </w:rPr>
         <w:t>*   反制牌存在于反制区，对手默认知其存在，但不知具体效果和支付方式。</w:t>
       </w:r>
     </w:p>
@@ -3556,14 +3589,7 @@
         <w:rPr>
           <w:rFonts w:hint="eastAsia"/>
         </w:rPr>
-        <w:t>*   若达到卡面描述的期限（如“下回合结束”）仍未触发，则**强制无效果触发并扣费</w:t>
-      </w:r>
-      <w:r>
-        <w:rPr>
-          <w:rFonts w:hint="eastAsia"/>
-        </w:rPr>
-        <w:lastRenderedPageBreak/>
-        <w:t>**。</w:t>
+        <w:t>*   若达到卡面描述的期限（如“下回合结束”）仍未触发，则**强制无效果触发并扣费**。</w:t>
       </w:r>
     </w:p>
     <w:p>
@@ -3806,6 +3832,7 @@
         <w:rPr>
           <w:rFonts w:hint="eastAsia"/>
         </w:rPr>
+        <w:lastRenderedPageBreak/>
         <w:t>该声明具有最高优先级，覆写第五章 5.1 中基于事件原因的基础分类。</w:t>
       </w:r>
     </w:p>
